--- a/TranscriptAnalysis/results/correlation_conventional/408qlS2z6ys/408qlS2z6ys_correlation_topics_n0_p15_m6.docx
+++ b/TranscriptAnalysis/results/correlation_conventional/408qlS2z6ys/408qlS2z6ys_correlation_topics_n0_p15_m6.docx
@@ -127,7 +127,38 @@
           </w:tcPr>
           <w:p>
             <w:r>
-              <w:t>frame_0000.jpg</w:t>
+              <w:drawing>
+                <wp:inline xmlns:a="http://schemas.openxmlformats.org/drawingml/2006/main" xmlns:pic="http://schemas.openxmlformats.org/drawingml/2006/picture">
+                  <wp:extent cx="1097280" cy="617220"/>
+                  <wp:docPr id="1" name="Picture 1"/>
+                  <wp:cNvGraphicFramePr>
+                    <a:graphicFrameLocks noChangeAspect="1"/>
+                  </wp:cNvGraphicFramePr>
+                  <a:graphic>
+                    <a:graphicData uri="http://schemas.openxmlformats.org/drawingml/2006/picture">
+                      <pic:pic>
+                        <pic:nvPicPr>
+                          <pic:cNvPr id="0" name="frame_0000.jpg"/>
+                          <pic:cNvPicPr/>
+                        </pic:nvPicPr>
+                        <pic:blipFill>
+                          <a:blip r:embed="rId9"/>
+                          <a:stretch>
+                            <a:fillRect/>
+                          </a:stretch>
+                        </pic:blipFill>
+                        <pic:spPr>
+                          <a:xfrm>
+                            <a:off x="0" y="0"/>
+                            <a:ext cx="1097280" cy="617220"/>
+                          </a:xfrm>
+                          <a:prstGeom prst="rect"/>
+                        </pic:spPr>
+                      </pic:pic>
+                    </a:graphicData>
+                  </a:graphic>
+                </wp:inline>
+              </w:drawing>
             </w:r>
           </w:p>
         </w:tc>
@@ -137,7 +168,38 @@
           </w:tcPr>
           <w:p>
             <w:r>
-              <w:t>frame_0124.jpg</w:t>
+              <w:drawing>
+                <wp:inline xmlns:a="http://schemas.openxmlformats.org/drawingml/2006/main" xmlns:pic="http://schemas.openxmlformats.org/drawingml/2006/picture">
+                  <wp:extent cx="1097280" cy="617220"/>
+                  <wp:docPr id="2" name="Picture 2"/>
+                  <wp:cNvGraphicFramePr>
+                    <a:graphicFrameLocks noChangeAspect="1"/>
+                  </wp:cNvGraphicFramePr>
+                  <a:graphic>
+                    <a:graphicData uri="http://schemas.openxmlformats.org/drawingml/2006/picture">
+                      <pic:pic>
+                        <pic:nvPicPr>
+                          <pic:cNvPr id="0" name="frame_0124.jpg"/>
+                          <pic:cNvPicPr/>
+                        </pic:nvPicPr>
+                        <pic:blipFill>
+                          <a:blip r:embed="rId10"/>
+                          <a:stretch>
+                            <a:fillRect/>
+                          </a:stretch>
+                        </pic:blipFill>
+                        <pic:spPr>
+                          <a:xfrm>
+                            <a:off x="0" y="0"/>
+                            <a:ext cx="1097280" cy="617220"/>
+                          </a:xfrm>
+                          <a:prstGeom prst="rect"/>
+                        </pic:spPr>
+                      </pic:pic>
+                    </a:graphicData>
+                  </a:graphic>
+                </wp:inline>
+              </w:drawing>
             </w:r>
           </w:p>
         </w:tc>
@@ -147,7 +209,38 @@
           </w:tcPr>
           <w:p>
             <w:r>
-              <w:t>frame_0248.jpg</w:t>
+              <w:drawing>
+                <wp:inline xmlns:a="http://schemas.openxmlformats.org/drawingml/2006/main" xmlns:pic="http://schemas.openxmlformats.org/drawingml/2006/picture">
+                  <wp:extent cx="1097280" cy="617220"/>
+                  <wp:docPr id="3" name="Picture 3"/>
+                  <wp:cNvGraphicFramePr>
+                    <a:graphicFrameLocks noChangeAspect="1"/>
+                  </wp:cNvGraphicFramePr>
+                  <a:graphic>
+                    <a:graphicData uri="http://schemas.openxmlformats.org/drawingml/2006/picture">
+                      <pic:pic>
+                        <pic:nvPicPr>
+                          <pic:cNvPr id="0" name="frame_0248.jpg"/>
+                          <pic:cNvPicPr/>
+                        </pic:nvPicPr>
+                        <pic:blipFill>
+                          <a:blip r:embed="rId11"/>
+                          <a:stretch>
+                            <a:fillRect/>
+                          </a:stretch>
+                        </pic:blipFill>
+                        <pic:spPr>
+                          <a:xfrm>
+                            <a:off x="0" y="0"/>
+                            <a:ext cx="1097280" cy="617220"/>
+                          </a:xfrm>
+                          <a:prstGeom prst="rect"/>
+                        </pic:spPr>
+                      </pic:pic>
+                    </a:graphicData>
+                  </a:graphic>
+                </wp:inline>
+              </w:drawing>
             </w:r>
           </w:p>
         </w:tc>
@@ -186,7 +279,38 @@
           </w:tcPr>
           <w:p>
             <w:r>
-              <w:t>frame_0000.jpg</w:t>
+              <w:drawing>
+                <wp:inline xmlns:a="http://schemas.openxmlformats.org/drawingml/2006/main" xmlns:pic="http://schemas.openxmlformats.org/drawingml/2006/picture">
+                  <wp:extent cx="1097280" cy="617220"/>
+                  <wp:docPr id="4" name="Picture 4"/>
+                  <wp:cNvGraphicFramePr>
+                    <a:graphicFrameLocks noChangeAspect="1"/>
+                  </wp:cNvGraphicFramePr>
+                  <a:graphic>
+                    <a:graphicData uri="http://schemas.openxmlformats.org/drawingml/2006/picture">
+                      <pic:pic>
+                        <pic:nvPicPr>
+                          <pic:cNvPr id="0" name="frame_0000.jpg"/>
+                          <pic:cNvPicPr/>
+                        </pic:nvPicPr>
+                        <pic:blipFill>
+                          <a:blip r:embed="rId9"/>
+                          <a:stretch>
+                            <a:fillRect/>
+                          </a:stretch>
+                        </pic:blipFill>
+                        <pic:spPr>
+                          <a:xfrm>
+                            <a:off x="0" y="0"/>
+                            <a:ext cx="1097280" cy="617220"/>
+                          </a:xfrm>
+                          <a:prstGeom prst="rect"/>
+                        </pic:spPr>
+                      </pic:pic>
+                    </a:graphicData>
+                  </a:graphic>
+                </wp:inline>
+              </w:drawing>
             </w:r>
           </w:p>
         </w:tc>
@@ -196,7 +320,38 @@
           </w:tcPr>
           <w:p>
             <w:r>
-              <w:t>frame_0124.jpg</w:t>
+              <w:drawing>
+                <wp:inline xmlns:a="http://schemas.openxmlformats.org/drawingml/2006/main" xmlns:pic="http://schemas.openxmlformats.org/drawingml/2006/picture">
+                  <wp:extent cx="1097280" cy="617220"/>
+                  <wp:docPr id="5" name="Picture 5"/>
+                  <wp:cNvGraphicFramePr>
+                    <a:graphicFrameLocks noChangeAspect="1"/>
+                  </wp:cNvGraphicFramePr>
+                  <a:graphic>
+                    <a:graphicData uri="http://schemas.openxmlformats.org/drawingml/2006/picture">
+                      <pic:pic>
+                        <pic:nvPicPr>
+                          <pic:cNvPr id="0" name="frame_0124.jpg"/>
+                          <pic:cNvPicPr/>
+                        </pic:nvPicPr>
+                        <pic:blipFill>
+                          <a:blip r:embed="rId10"/>
+                          <a:stretch>
+                            <a:fillRect/>
+                          </a:stretch>
+                        </pic:blipFill>
+                        <pic:spPr>
+                          <a:xfrm>
+                            <a:off x="0" y="0"/>
+                            <a:ext cx="1097280" cy="617220"/>
+                          </a:xfrm>
+                          <a:prstGeom prst="rect"/>
+                        </pic:spPr>
+                      </pic:pic>
+                    </a:graphicData>
+                  </a:graphic>
+                </wp:inline>
+              </w:drawing>
             </w:r>
           </w:p>
         </w:tc>
@@ -206,7 +361,38 @@
           </w:tcPr>
           <w:p>
             <w:r>
-              <w:t>frame_0248.jpg</w:t>
+              <w:drawing>
+                <wp:inline xmlns:a="http://schemas.openxmlformats.org/drawingml/2006/main" xmlns:pic="http://schemas.openxmlformats.org/drawingml/2006/picture">
+                  <wp:extent cx="1097280" cy="617220"/>
+                  <wp:docPr id="6" name="Picture 6"/>
+                  <wp:cNvGraphicFramePr>
+                    <a:graphicFrameLocks noChangeAspect="1"/>
+                  </wp:cNvGraphicFramePr>
+                  <a:graphic>
+                    <a:graphicData uri="http://schemas.openxmlformats.org/drawingml/2006/picture">
+                      <pic:pic>
+                        <pic:nvPicPr>
+                          <pic:cNvPr id="0" name="frame_0248.jpg"/>
+                          <pic:cNvPicPr/>
+                        </pic:nvPicPr>
+                        <pic:blipFill>
+                          <a:blip r:embed="rId11"/>
+                          <a:stretch>
+                            <a:fillRect/>
+                          </a:stretch>
+                        </pic:blipFill>
+                        <pic:spPr>
+                          <a:xfrm>
+                            <a:off x="0" y="0"/>
+                            <a:ext cx="1097280" cy="617220"/>
+                          </a:xfrm>
+                          <a:prstGeom prst="rect"/>
+                        </pic:spPr>
+                      </pic:pic>
+                    </a:graphicData>
+                  </a:graphic>
+                </wp:inline>
+              </w:drawing>
             </w:r>
           </w:p>
         </w:tc>
@@ -245,7 +431,38 @@
           </w:tcPr>
           <w:p>
             <w:r>
-              <w:t>frame_0000.jpg</w:t>
+              <w:drawing>
+                <wp:inline xmlns:a="http://schemas.openxmlformats.org/drawingml/2006/main" xmlns:pic="http://schemas.openxmlformats.org/drawingml/2006/picture">
+                  <wp:extent cx="1097280" cy="617220"/>
+                  <wp:docPr id="7" name="Picture 7"/>
+                  <wp:cNvGraphicFramePr>
+                    <a:graphicFrameLocks noChangeAspect="1"/>
+                  </wp:cNvGraphicFramePr>
+                  <a:graphic>
+                    <a:graphicData uri="http://schemas.openxmlformats.org/drawingml/2006/picture">
+                      <pic:pic>
+                        <pic:nvPicPr>
+                          <pic:cNvPr id="0" name="frame_0000.jpg"/>
+                          <pic:cNvPicPr/>
+                        </pic:nvPicPr>
+                        <pic:blipFill>
+                          <a:blip r:embed="rId9"/>
+                          <a:stretch>
+                            <a:fillRect/>
+                          </a:stretch>
+                        </pic:blipFill>
+                        <pic:spPr>
+                          <a:xfrm>
+                            <a:off x="0" y="0"/>
+                            <a:ext cx="1097280" cy="617220"/>
+                          </a:xfrm>
+                          <a:prstGeom prst="rect"/>
+                        </pic:spPr>
+                      </pic:pic>
+                    </a:graphicData>
+                  </a:graphic>
+                </wp:inline>
+              </w:drawing>
             </w:r>
           </w:p>
         </w:tc>
@@ -255,7 +472,38 @@
           </w:tcPr>
           <w:p>
             <w:r>
-              <w:t>frame_0124.jpg</w:t>
+              <w:drawing>
+                <wp:inline xmlns:a="http://schemas.openxmlformats.org/drawingml/2006/main" xmlns:pic="http://schemas.openxmlformats.org/drawingml/2006/picture">
+                  <wp:extent cx="1097280" cy="617220"/>
+                  <wp:docPr id="8" name="Picture 8"/>
+                  <wp:cNvGraphicFramePr>
+                    <a:graphicFrameLocks noChangeAspect="1"/>
+                  </wp:cNvGraphicFramePr>
+                  <a:graphic>
+                    <a:graphicData uri="http://schemas.openxmlformats.org/drawingml/2006/picture">
+                      <pic:pic>
+                        <pic:nvPicPr>
+                          <pic:cNvPr id="0" name="frame_0124.jpg"/>
+                          <pic:cNvPicPr/>
+                        </pic:nvPicPr>
+                        <pic:blipFill>
+                          <a:blip r:embed="rId10"/>
+                          <a:stretch>
+                            <a:fillRect/>
+                          </a:stretch>
+                        </pic:blipFill>
+                        <pic:spPr>
+                          <a:xfrm>
+                            <a:off x="0" y="0"/>
+                            <a:ext cx="1097280" cy="617220"/>
+                          </a:xfrm>
+                          <a:prstGeom prst="rect"/>
+                        </pic:spPr>
+                      </pic:pic>
+                    </a:graphicData>
+                  </a:graphic>
+                </wp:inline>
+              </w:drawing>
             </w:r>
           </w:p>
         </w:tc>
@@ -265,7 +513,38 @@
           </w:tcPr>
           <w:p>
             <w:r>
-              <w:t>frame_0248.jpg</w:t>
+              <w:drawing>
+                <wp:inline xmlns:a="http://schemas.openxmlformats.org/drawingml/2006/main" xmlns:pic="http://schemas.openxmlformats.org/drawingml/2006/picture">
+                  <wp:extent cx="1097280" cy="617220"/>
+                  <wp:docPr id="9" name="Picture 9"/>
+                  <wp:cNvGraphicFramePr>
+                    <a:graphicFrameLocks noChangeAspect="1"/>
+                  </wp:cNvGraphicFramePr>
+                  <a:graphic>
+                    <a:graphicData uri="http://schemas.openxmlformats.org/drawingml/2006/picture">
+                      <pic:pic>
+                        <pic:nvPicPr>
+                          <pic:cNvPr id="0" name="frame_0248.jpg"/>
+                          <pic:cNvPicPr/>
+                        </pic:nvPicPr>
+                        <pic:blipFill>
+                          <a:blip r:embed="rId11"/>
+                          <a:stretch>
+                            <a:fillRect/>
+                          </a:stretch>
+                        </pic:blipFill>
+                        <pic:spPr>
+                          <a:xfrm>
+                            <a:off x="0" y="0"/>
+                            <a:ext cx="1097280" cy="617220"/>
+                          </a:xfrm>
+                          <a:prstGeom prst="rect"/>
+                        </pic:spPr>
+                      </pic:pic>
+                    </a:graphicData>
+                  </a:graphic>
+                </wp:inline>
+              </w:drawing>
             </w:r>
           </w:p>
         </w:tc>
@@ -304,7 +583,38 @@
           </w:tcPr>
           <w:p>
             <w:r>
-              <w:t>frame_0000.jpg</w:t>
+              <w:drawing>
+                <wp:inline xmlns:a="http://schemas.openxmlformats.org/drawingml/2006/main" xmlns:pic="http://schemas.openxmlformats.org/drawingml/2006/picture">
+                  <wp:extent cx="1097280" cy="617220"/>
+                  <wp:docPr id="10" name="Picture 10"/>
+                  <wp:cNvGraphicFramePr>
+                    <a:graphicFrameLocks noChangeAspect="1"/>
+                  </wp:cNvGraphicFramePr>
+                  <a:graphic>
+                    <a:graphicData uri="http://schemas.openxmlformats.org/drawingml/2006/picture">
+                      <pic:pic>
+                        <pic:nvPicPr>
+                          <pic:cNvPr id="0" name="frame_0000.jpg"/>
+                          <pic:cNvPicPr/>
+                        </pic:nvPicPr>
+                        <pic:blipFill>
+                          <a:blip r:embed="rId9"/>
+                          <a:stretch>
+                            <a:fillRect/>
+                          </a:stretch>
+                        </pic:blipFill>
+                        <pic:spPr>
+                          <a:xfrm>
+                            <a:off x="0" y="0"/>
+                            <a:ext cx="1097280" cy="617220"/>
+                          </a:xfrm>
+                          <a:prstGeom prst="rect"/>
+                        </pic:spPr>
+                      </pic:pic>
+                    </a:graphicData>
+                  </a:graphic>
+                </wp:inline>
+              </w:drawing>
             </w:r>
           </w:p>
         </w:tc>
@@ -314,7 +624,38 @@
           </w:tcPr>
           <w:p>
             <w:r>
-              <w:t>frame_0124.jpg</w:t>
+              <w:drawing>
+                <wp:inline xmlns:a="http://schemas.openxmlformats.org/drawingml/2006/main" xmlns:pic="http://schemas.openxmlformats.org/drawingml/2006/picture">
+                  <wp:extent cx="1097280" cy="617220"/>
+                  <wp:docPr id="11" name="Picture 11"/>
+                  <wp:cNvGraphicFramePr>
+                    <a:graphicFrameLocks noChangeAspect="1"/>
+                  </wp:cNvGraphicFramePr>
+                  <a:graphic>
+                    <a:graphicData uri="http://schemas.openxmlformats.org/drawingml/2006/picture">
+                      <pic:pic>
+                        <pic:nvPicPr>
+                          <pic:cNvPr id="0" name="frame_0124.jpg"/>
+                          <pic:cNvPicPr/>
+                        </pic:nvPicPr>
+                        <pic:blipFill>
+                          <a:blip r:embed="rId10"/>
+                          <a:stretch>
+                            <a:fillRect/>
+                          </a:stretch>
+                        </pic:blipFill>
+                        <pic:spPr>
+                          <a:xfrm>
+                            <a:off x="0" y="0"/>
+                            <a:ext cx="1097280" cy="617220"/>
+                          </a:xfrm>
+                          <a:prstGeom prst="rect"/>
+                        </pic:spPr>
+                      </pic:pic>
+                    </a:graphicData>
+                  </a:graphic>
+                </wp:inline>
+              </w:drawing>
             </w:r>
           </w:p>
         </w:tc>
@@ -324,7 +665,38 @@
           </w:tcPr>
           <w:p>
             <w:r>
-              <w:t>frame_0248.jpg</w:t>
+              <w:drawing>
+                <wp:inline xmlns:a="http://schemas.openxmlformats.org/drawingml/2006/main" xmlns:pic="http://schemas.openxmlformats.org/drawingml/2006/picture">
+                  <wp:extent cx="1097280" cy="617220"/>
+                  <wp:docPr id="12" name="Picture 12"/>
+                  <wp:cNvGraphicFramePr>
+                    <a:graphicFrameLocks noChangeAspect="1"/>
+                  </wp:cNvGraphicFramePr>
+                  <a:graphic>
+                    <a:graphicData uri="http://schemas.openxmlformats.org/drawingml/2006/picture">
+                      <pic:pic>
+                        <pic:nvPicPr>
+                          <pic:cNvPr id="0" name="frame_0248.jpg"/>
+                          <pic:cNvPicPr/>
+                        </pic:nvPicPr>
+                        <pic:blipFill>
+                          <a:blip r:embed="rId11"/>
+                          <a:stretch>
+                            <a:fillRect/>
+                          </a:stretch>
+                        </pic:blipFill>
+                        <pic:spPr>
+                          <a:xfrm>
+                            <a:off x="0" y="0"/>
+                            <a:ext cx="1097280" cy="617220"/>
+                          </a:xfrm>
+                          <a:prstGeom prst="rect"/>
+                        </pic:spPr>
+                      </pic:pic>
+                    </a:graphicData>
+                  </a:graphic>
+                </wp:inline>
+              </w:drawing>
             </w:r>
           </w:p>
         </w:tc>
@@ -363,7 +735,38 @@
           </w:tcPr>
           <w:p>
             <w:r>
-              <w:t>frame_0000.jpg</w:t>
+              <w:drawing>
+                <wp:inline xmlns:a="http://schemas.openxmlformats.org/drawingml/2006/main" xmlns:pic="http://schemas.openxmlformats.org/drawingml/2006/picture">
+                  <wp:extent cx="1097280" cy="617220"/>
+                  <wp:docPr id="13" name="Picture 13"/>
+                  <wp:cNvGraphicFramePr>
+                    <a:graphicFrameLocks noChangeAspect="1"/>
+                  </wp:cNvGraphicFramePr>
+                  <a:graphic>
+                    <a:graphicData uri="http://schemas.openxmlformats.org/drawingml/2006/picture">
+                      <pic:pic>
+                        <pic:nvPicPr>
+                          <pic:cNvPr id="0" name="frame_0000.jpg"/>
+                          <pic:cNvPicPr/>
+                        </pic:nvPicPr>
+                        <pic:blipFill>
+                          <a:blip r:embed="rId9"/>
+                          <a:stretch>
+                            <a:fillRect/>
+                          </a:stretch>
+                        </pic:blipFill>
+                        <pic:spPr>
+                          <a:xfrm>
+                            <a:off x="0" y="0"/>
+                            <a:ext cx="1097280" cy="617220"/>
+                          </a:xfrm>
+                          <a:prstGeom prst="rect"/>
+                        </pic:spPr>
+                      </pic:pic>
+                    </a:graphicData>
+                  </a:graphic>
+                </wp:inline>
+              </w:drawing>
             </w:r>
           </w:p>
         </w:tc>
@@ -373,7 +776,38 @@
           </w:tcPr>
           <w:p>
             <w:r>
-              <w:t>frame_0124.jpg</w:t>
+              <w:drawing>
+                <wp:inline xmlns:a="http://schemas.openxmlformats.org/drawingml/2006/main" xmlns:pic="http://schemas.openxmlformats.org/drawingml/2006/picture">
+                  <wp:extent cx="1097280" cy="617220"/>
+                  <wp:docPr id="14" name="Picture 14"/>
+                  <wp:cNvGraphicFramePr>
+                    <a:graphicFrameLocks noChangeAspect="1"/>
+                  </wp:cNvGraphicFramePr>
+                  <a:graphic>
+                    <a:graphicData uri="http://schemas.openxmlformats.org/drawingml/2006/picture">
+                      <pic:pic>
+                        <pic:nvPicPr>
+                          <pic:cNvPr id="0" name="frame_0124.jpg"/>
+                          <pic:cNvPicPr/>
+                        </pic:nvPicPr>
+                        <pic:blipFill>
+                          <a:blip r:embed="rId10"/>
+                          <a:stretch>
+                            <a:fillRect/>
+                          </a:stretch>
+                        </pic:blipFill>
+                        <pic:spPr>
+                          <a:xfrm>
+                            <a:off x="0" y="0"/>
+                            <a:ext cx="1097280" cy="617220"/>
+                          </a:xfrm>
+                          <a:prstGeom prst="rect"/>
+                        </pic:spPr>
+                      </pic:pic>
+                    </a:graphicData>
+                  </a:graphic>
+                </wp:inline>
+              </w:drawing>
             </w:r>
           </w:p>
         </w:tc>
@@ -383,7 +817,38 @@
           </w:tcPr>
           <w:p>
             <w:r>
-              <w:t>frame_0248.jpg</w:t>
+              <w:drawing>
+                <wp:inline xmlns:a="http://schemas.openxmlformats.org/drawingml/2006/main" xmlns:pic="http://schemas.openxmlformats.org/drawingml/2006/picture">
+                  <wp:extent cx="1097280" cy="617220"/>
+                  <wp:docPr id="15" name="Picture 15"/>
+                  <wp:cNvGraphicFramePr>
+                    <a:graphicFrameLocks noChangeAspect="1"/>
+                  </wp:cNvGraphicFramePr>
+                  <a:graphic>
+                    <a:graphicData uri="http://schemas.openxmlformats.org/drawingml/2006/picture">
+                      <pic:pic>
+                        <pic:nvPicPr>
+                          <pic:cNvPr id="0" name="frame_0248.jpg"/>
+                          <pic:cNvPicPr/>
+                        </pic:nvPicPr>
+                        <pic:blipFill>
+                          <a:blip r:embed="rId11"/>
+                          <a:stretch>
+                            <a:fillRect/>
+                          </a:stretch>
+                        </pic:blipFill>
+                        <pic:spPr>
+                          <a:xfrm>
+                            <a:off x="0" y="0"/>
+                            <a:ext cx="1097280" cy="617220"/>
+                          </a:xfrm>
+                          <a:prstGeom prst="rect"/>
+                        </pic:spPr>
+                      </pic:pic>
+                    </a:graphicData>
+                  </a:graphic>
+                </wp:inline>
+              </w:drawing>
             </w:r>
           </w:p>
         </w:tc>
@@ -427,7 +892,38 @@
           </w:tcPr>
           <w:p>
             <w:r>
-              <w:t>frame_0000.jpg</w:t>
+              <w:drawing>
+                <wp:inline xmlns:a="http://schemas.openxmlformats.org/drawingml/2006/main" xmlns:pic="http://schemas.openxmlformats.org/drawingml/2006/picture">
+                  <wp:extent cx="1097280" cy="617220"/>
+                  <wp:docPr id="16" name="Picture 16"/>
+                  <wp:cNvGraphicFramePr>
+                    <a:graphicFrameLocks noChangeAspect="1"/>
+                  </wp:cNvGraphicFramePr>
+                  <a:graphic>
+                    <a:graphicData uri="http://schemas.openxmlformats.org/drawingml/2006/picture">
+                      <pic:pic>
+                        <pic:nvPicPr>
+                          <pic:cNvPr id="0" name="frame_0000.jpg"/>
+                          <pic:cNvPicPr/>
+                        </pic:nvPicPr>
+                        <pic:blipFill>
+                          <a:blip r:embed="rId9"/>
+                          <a:stretch>
+                            <a:fillRect/>
+                          </a:stretch>
+                        </pic:blipFill>
+                        <pic:spPr>
+                          <a:xfrm>
+                            <a:off x="0" y="0"/>
+                            <a:ext cx="1097280" cy="617220"/>
+                          </a:xfrm>
+                          <a:prstGeom prst="rect"/>
+                        </pic:spPr>
+                      </pic:pic>
+                    </a:graphicData>
+                  </a:graphic>
+                </wp:inline>
+              </w:drawing>
             </w:r>
           </w:p>
         </w:tc>
@@ -437,7 +933,38 @@
           </w:tcPr>
           <w:p>
             <w:r>
-              <w:t>frame_0124.jpg</w:t>
+              <w:drawing>
+                <wp:inline xmlns:a="http://schemas.openxmlformats.org/drawingml/2006/main" xmlns:pic="http://schemas.openxmlformats.org/drawingml/2006/picture">
+                  <wp:extent cx="1097280" cy="617220"/>
+                  <wp:docPr id="17" name="Picture 17"/>
+                  <wp:cNvGraphicFramePr>
+                    <a:graphicFrameLocks noChangeAspect="1"/>
+                  </wp:cNvGraphicFramePr>
+                  <a:graphic>
+                    <a:graphicData uri="http://schemas.openxmlformats.org/drawingml/2006/picture">
+                      <pic:pic>
+                        <pic:nvPicPr>
+                          <pic:cNvPr id="0" name="frame_0124.jpg"/>
+                          <pic:cNvPicPr/>
+                        </pic:nvPicPr>
+                        <pic:blipFill>
+                          <a:blip r:embed="rId10"/>
+                          <a:stretch>
+                            <a:fillRect/>
+                          </a:stretch>
+                        </pic:blipFill>
+                        <pic:spPr>
+                          <a:xfrm>
+                            <a:off x="0" y="0"/>
+                            <a:ext cx="1097280" cy="617220"/>
+                          </a:xfrm>
+                          <a:prstGeom prst="rect"/>
+                        </pic:spPr>
+                      </pic:pic>
+                    </a:graphicData>
+                  </a:graphic>
+                </wp:inline>
+              </w:drawing>
             </w:r>
           </w:p>
         </w:tc>
@@ -447,7 +974,38 @@
           </w:tcPr>
           <w:p>
             <w:r>
-              <w:t>frame_0248.jpg</w:t>
+              <w:drawing>
+                <wp:inline xmlns:a="http://schemas.openxmlformats.org/drawingml/2006/main" xmlns:pic="http://schemas.openxmlformats.org/drawingml/2006/picture">
+                  <wp:extent cx="1097280" cy="617220"/>
+                  <wp:docPr id="18" name="Picture 18"/>
+                  <wp:cNvGraphicFramePr>
+                    <a:graphicFrameLocks noChangeAspect="1"/>
+                  </wp:cNvGraphicFramePr>
+                  <a:graphic>
+                    <a:graphicData uri="http://schemas.openxmlformats.org/drawingml/2006/picture">
+                      <pic:pic>
+                        <pic:nvPicPr>
+                          <pic:cNvPr id="0" name="frame_0248.jpg"/>
+                          <pic:cNvPicPr/>
+                        </pic:nvPicPr>
+                        <pic:blipFill>
+                          <a:blip r:embed="rId11"/>
+                          <a:stretch>
+                            <a:fillRect/>
+                          </a:stretch>
+                        </pic:blipFill>
+                        <pic:spPr>
+                          <a:xfrm>
+                            <a:off x="0" y="0"/>
+                            <a:ext cx="1097280" cy="617220"/>
+                          </a:xfrm>
+                          <a:prstGeom prst="rect"/>
+                        </pic:spPr>
+                      </pic:pic>
+                    </a:graphicData>
+                  </a:graphic>
+                </wp:inline>
+              </w:drawing>
             </w:r>
           </w:p>
         </w:tc>
@@ -486,7 +1044,38 @@
           </w:tcPr>
           <w:p>
             <w:r>
-              <w:t>frame_0000.jpg</w:t>
+              <w:drawing>
+                <wp:inline xmlns:a="http://schemas.openxmlformats.org/drawingml/2006/main" xmlns:pic="http://schemas.openxmlformats.org/drawingml/2006/picture">
+                  <wp:extent cx="1097280" cy="617220"/>
+                  <wp:docPr id="19" name="Picture 19"/>
+                  <wp:cNvGraphicFramePr>
+                    <a:graphicFrameLocks noChangeAspect="1"/>
+                  </wp:cNvGraphicFramePr>
+                  <a:graphic>
+                    <a:graphicData uri="http://schemas.openxmlformats.org/drawingml/2006/picture">
+                      <pic:pic>
+                        <pic:nvPicPr>
+                          <pic:cNvPr id="0" name="frame_0000.jpg"/>
+                          <pic:cNvPicPr/>
+                        </pic:nvPicPr>
+                        <pic:blipFill>
+                          <a:blip r:embed="rId9"/>
+                          <a:stretch>
+                            <a:fillRect/>
+                          </a:stretch>
+                        </pic:blipFill>
+                        <pic:spPr>
+                          <a:xfrm>
+                            <a:off x="0" y="0"/>
+                            <a:ext cx="1097280" cy="617220"/>
+                          </a:xfrm>
+                          <a:prstGeom prst="rect"/>
+                        </pic:spPr>
+                      </pic:pic>
+                    </a:graphicData>
+                  </a:graphic>
+                </wp:inline>
+              </w:drawing>
             </w:r>
           </w:p>
         </w:tc>
@@ -496,7 +1085,38 @@
           </w:tcPr>
           <w:p>
             <w:r>
-              <w:t>frame_0124.jpg</w:t>
+              <w:drawing>
+                <wp:inline xmlns:a="http://schemas.openxmlformats.org/drawingml/2006/main" xmlns:pic="http://schemas.openxmlformats.org/drawingml/2006/picture">
+                  <wp:extent cx="1097280" cy="617220"/>
+                  <wp:docPr id="20" name="Picture 20"/>
+                  <wp:cNvGraphicFramePr>
+                    <a:graphicFrameLocks noChangeAspect="1"/>
+                  </wp:cNvGraphicFramePr>
+                  <a:graphic>
+                    <a:graphicData uri="http://schemas.openxmlformats.org/drawingml/2006/picture">
+                      <pic:pic>
+                        <pic:nvPicPr>
+                          <pic:cNvPr id="0" name="frame_0124.jpg"/>
+                          <pic:cNvPicPr/>
+                        </pic:nvPicPr>
+                        <pic:blipFill>
+                          <a:blip r:embed="rId10"/>
+                          <a:stretch>
+                            <a:fillRect/>
+                          </a:stretch>
+                        </pic:blipFill>
+                        <pic:spPr>
+                          <a:xfrm>
+                            <a:off x="0" y="0"/>
+                            <a:ext cx="1097280" cy="617220"/>
+                          </a:xfrm>
+                          <a:prstGeom prst="rect"/>
+                        </pic:spPr>
+                      </pic:pic>
+                    </a:graphicData>
+                  </a:graphic>
+                </wp:inline>
+              </w:drawing>
             </w:r>
           </w:p>
         </w:tc>
@@ -506,7 +1126,38 @@
           </w:tcPr>
           <w:p>
             <w:r>
-              <w:t>frame_0248.jpg</w:t>
+              <w:drawing>
+                <wp:inline xmlns:a="http://schemas.openxmlformats.org/drawingml/2006/main" xmlns:pic="http://schemas.openxmlformats.org/drawingml/2006/picture">
+                  <wp:extent cx="1097280" cy="617220"/>
+                  <wp:docPr id="21" name="Picture 21"/>
+                  <wp:cNvGraphicFramePr>
+                    <a:graphicFrameLocks noChangeAspect="1"/>
+                  </wp:cNvGraphicFramePr>
+                  <a:graphic>
+                    <a:graphicData uri="http://schemas.openxmlformats.org/drawingml/2006/picture">
+                      <pic:pic>
+                        <pic:nvPicPr>
+                          <pic:cNvPr id="0" name="frame_0248.jpg"/>
+                          <pic:cNvPicPr/>
+                        </pic:nvPicPr>
+                        <pic:blipFill>
+                          <a:blip r:embed="rId11"/>
+                          <a:stretch>
+                            <a:fillRect/>
+                          </a:stretch>
+                        </pic:blipFill>
+                        <pic:spPr>
+                          <a:xfrm>
+                            <a:off x="0" y="0"/>
+                            <a:ext cx="1097280" cy="617220"/>
+                          </a:xfrm>
+                          <a:prstGeom prst="rect"/>
+                        </pic:spPr>
+                      </pic:pic>
+                    </a:graphicData>
+                  </a:graphic>
+                </wp:inline>
+              </w:drawing>
             </w:r>
           </w:p>
         </w:tc>
@@ -545,7 +1196,38 @@
           </w:tcPr>
           <w:p>
             <w:r>
-              <w:t>frame_0000.jpg</w:t>
+              <w:drawing>
+                <wp:inline xmlns:a="http://schemas.openxmlformats.org/drawingml/2006/main" xmlns:pic="http://schemas.openxmlformats.org/drawingml/2006/picture">
+                  <wp:extent cx="1097280" cy="617220"/>
+                  <wp:docPr id="22" name="Picture 22"/>
+                  <wp:cNvGraphicFramePr>
+                    <a:graphicFrameLocks noChangeAspect="1"/>
+                  </wp:cNvGraphicFramePr>
+                  <a:graphic>
+                    <a:graphicData uri="http://schemas.openxmlformats.org/drawingml/2006/picture">
+                      <pic:pic>
+                        <pic:nvPicPr>
+                          <pic:cNvPr id="0" name="frame_0000.jpg"/>
+                          <pic:cNvPicPr/>
+                        </pic:nvPicPr>
+                        <pic:blipFill>
+                          <a:blip r:embed="rId9"/>
+                          <a:stretch>
+                            <a:fillRect/>
+                          </a:stretch>
+                        </pic:blipFill>
+                        <pic:spPr>
+                          <a:xfrm>
+                            <a:off x="0" y="0"/>
+                            <a:ext cx="1097280" cy="617220"/>
+                          </a:xfrm>
+                          <a:prstGeom prst="rect"/>
+                        </pic:spPr>
+                      </pic:pic>
+                    </a:graphicData>
+                  </a:graphic>
+                </wp:inline>
+              </w:drawing>
             </w:r>
           </w:p>
         </w:tc>
@@ -555,7 +1237,38 @@
           </w:tcPr>
           <w:p>
             <w:r>
-              <w:t>frame_0124.jpg</w:t>
+              <w:drawing>
+                <wp:inline xmlns:a="http://schemas.openxmlformats.org/drawingml/2006/main" xmlns:pic="http://schemas.openxmlformats.org/drawingml/2006/picture">
+                  <wp:extent cx="1097280" cy="617220"/>
+                  <wp:docPr id="23" name="Picture 23"/>
+                  <wp:cNvGraphicFramePr>
+                    <a:graphicFrameLocks noChangeAspect="1"/>
+                  </wp:cNvGraphicFramePr>
+                  <a:graphic>
+                    <a:graphicData uri="http://schemas.openxmlformats.org/drawingml/2006/picture">
+                      <pic:pic>
+                        <pic:nvPicPr>
+                          <pic:cNvPr id="0" name="frame_0124.jpg"/>
+                          <pic:cNvPicPr/>
+                        </pic:nvPicPr>
+                        <pic:blipFill>
+                          <a:blip r:embed="rId10"/>
+                          <a:stretch>
+                            <a:fillRect/>
+                          </a:stretch>
+                        </pic:blipFill>
+                        <pic:spPr>
+                          <a:xfrm>
+                            <a:off x="0" y="0"/>
+                            <a:ext cx="1097280" cy="617220"/>
+                          </a:xfrm>
+                          <a:prstGeom prst="rect"/>
+                        </pic:spPr>
+                      </pic:pic>
+                    </a:graphicData>
+                  </a:graphic>
+                </wp:inline>
+              </w:drawing>
             </w:r>
           </w:p>
         </w:tc>
@@ -565,7 +1278,38 @@
           </w:tcPr>
           <w:p>
             <w:r>
-              <w:t>frame_0248.jpg</w:t>
+              <w:drawing>
+                <wp:inline xmlns:a="http://schemas.openxmlformats.org/drawingml/2006/main" xmlns:pic="http://schemas.openxmlformats.org/drawingml/2006/picture">
+                  <wp:extent cx="1097280" cy="617220"/>
+                  <wp:docPr id="24" name="Picture 24"/>
+                  <wp:cNvGraphicFramePr>
+                    <a:graphicFrameLocks noChangeAspect="1"/>
+                  </wp:cNvGraphicFramePr>
+                  <a:graphic>
+                    <a:graphicData uri="http://schemas.openxmlformats.org/drawingml/2006/picture">
+                      <pic:pic>
+                        <pic:nvPicPr>
+                          <pic:cNvPr id="0" name="frame_0248.jpg"/>
+                          <pic:cNvPicPr/>
+                        </pic:nvPicPr>
+                        <pic:blipFill>
+                          <a:blip r:embed="rId11"/>
+                          <a:stretch>
+                            <a:fillRect/>
+                          </a:stretch>
+                        </pic:blipFill>
+                        <pic:spPr>
+                          <a:xfrm>
+                            <a:off x="0" y="0"/>
+                            <a:ext cx="1097280" cy="617220"/>
+                          </a:xfrm>
+                          <a:prstGeom prst="rect"/>
+                        </pic:spPr>
+                      </pic:pic>
+                    </a:graphicData>
+                  </a:graphic>
+                </wp:inline>
+              </w:drawing>
             </w:r>
           </w:p>
         </w:tc>
@@ -604,7 +1348,38 @@
           </w:tcPr>
           <w:p>
             <w:r>
-              <w:t>frame_0000.jpg</w:t>
+              <w:drawing>
+                <wp:inline xmlns:a="http://schemas.openxmlformats.org/drawingml/2006/main" xmlns:pic="http://schemas.openxmlformats.org/drawingml/2006/picture">
+                  <wp:extent cx="1097280" cy="617220"/>
+                  <wp:docPr id="25" name="Picture 25"/>
+                  <wp:cNvGraphicFramePr>
+                    <a:graphicFrameLocks noChangeAspect="1"/>
+                  </wp:cNvGraphicFramePr>
+                  <a:graphic>
+                    <a:graphicData uri="http://schemas.openxmlformats.org/drawingml/2006/picture">
+                      <pic:pic>
+                        <pic:nvPicPr>
+                          <pic:cNvPr id="0" name="frame_0000.jpg"/>
+                          <pic:cNvPicPr/>
+                        </pic:nvPicPr>
+                        <pic:blipFill>
+                          <a:blip r:embed="rId9"/>
+                          <a:stretch>
+                            <a:fillRect/>
+                          </a:stretch>
+                        </pic:blipFill>
+                        <pic:spPr>
+                          <a:xfrm>
+                            <a:off x="0" y="0"/>
+                            <a:ext cx="1097280" cy="617220"/>
+                          </a:xfrm>
+                          <a:prstGeom prst="rect"/>
+                        </pic:spPr>
+                      </pic:pic>
+                    </a:graphicData>
+                  </a:graphic>
+                </wp:inline>
+              </w:drawing>
             </w:r>
           </w:p>
         </w:tc>
@@ -614,7 +1389,38 @@
           </w:tcPr>
           <w:p>
             <w:r>
-              <w:t>frame_0124.jpg</w:t>
+              <w:drawing>
+                <wp:inline xmlns:a="http://schemas.openxmlformats.org/drawingml/2006/main" xmlns:pic="http://schemas.openxmlformats.org/drawingml/2006/picture">
+                  <wp:extent cx="1097280" cy="617220"/>
+                  <wp:docPr id="26" name="Picture 26"/>
+                  <wp:cNvGraphicFramePr>
+                    <a:graphicFrameLocks noChangeAspect="1"/>
+                  </wp:cNvGraphicFramePr>
+                  <a:graphic>
+                    <a:graphicData uri="http://schemas.openxmlformats.org/drawingml/2006/picture">
+                      <pic:pic>
+                        <pic:nvPicPr>
+                          <pic:cNvPr id="0" name="frame_0124.jpg"/>
+                          <pic:cNvPicPr/>
+                        </pic:nvPicPr>
+                        <pic:blipFill>
+                          <a:blip r:embed="rId10"/>
+                          <a:stretch>
+                            <a:fillRect/>
+                          </a:stretch>
+                        </pic:blipFill>
+                        <pic:spPr>
+                          <a:xfrm>
+                            <a:off x="0" y="0"/>
+                            <a:ext cx="1097280" cy="617220"/>
+                          </a:xfrm>
+                          <a:prstGeom prst="rect"/>
+                        </pic:spPr>
+                      </pic:pic>
+                    </a:graphicData>
+                  </a:graphic>
+                </wp:inline>
+              </w:drawing>
             </w:r>
           </w:p>
         </w:tc>
@@ -624,7 +1430,38 @@
           </w:tcPr>
           <w:p>
             <w:r>
-              <w:t>frame_0248.jpg</w:t>
+              <w:drawing>
+                <wp:inline xmlns:a="http://schemas.openxmlformats.org/drawingml/2006/main" xmlns:pic="http://schemas.openxmlformats.org/drawingml/2006/picture">
+                  <wp:extent cx="1097280" cy="617220"/>
+                  <wp:docPr id="27" name="Picture 27"/>
+                  <wp:cNvGraphicFramePr>
+                    <a:graphicFrameLocks noChangeAspect="1"/>
+                  </wp:cNvGraphicFramePr>
+                  <a:graphic>
+                    <a:graphicData uri="http://schemas.openxmlformats.org/drawingml/2006/picture">
+                      <pic:pic>
+                        <pic:nvPicPr>
+                          <pic:cNvPr id="0" name="frame_0248.jpg"/>
+                          <pic:cNvPicPr/>
+                        </pic:nvPicPr>
+                        <pic:blipFill>
+                          <a:blip r:embed="rId11"/>
+                          <a:stretch>
+                            <a:fillRect/>
+                          </a:stretch>
+                        </pic:blipFill>
+                        <pic:spPr>
+                          <a:xfrm>
+                            <a:off x="0" y="0"/>
+                            <a:ext cx="1097280" cy="617220"/>
+                          </a:xfrm>
+                          <a:prstGeom prst="rect"/>
+                        </pic:spPr>
+                      </pic:pic>
+                    </a:graphicData>
+                  </a:graphic>
+                </wp:inline>
+              </w:drawing>
             </w:r>
           </w:p>
         </w:tc>
@@ -663,7 +1500,38 @@
           </w:tcPr>
           <w:p>
             <w:r>
-              <w:t>frame_0000.jpg</w:t>
+              <w:drawing>
+                <wp:inline xmlns:a="http://schemas.openxmlformats.org/drawingml/2006/main" xmlns:pic="http://schemas.openxmlformats.org/drawingml/2006/picture">
+                  <wp:extent cx="1097280" cy="617220"/>
+                  <wp:docPr id="28" name="Picture 28"/>
+                  <wp:cNvGraphicFramePr>
+                    <a:graphicFrameLocks noChangeAspect="1"/>
+                  </wp:cNvGraphicFramePr>
+                  <a:graphic>
+                    <a:graphicData uri="http://schemas.openxmlformats.org/drawingml/2006/picture">
+                      <pic:pic>
+                        <pic:nvPicPr>
+                          <pic:cNvPr id="0" name="frame_0000.jpg"/>
+                          <pic:cNvPicPr/>
+                        </pic:nvPicPr>
+                        <pic:blipFill>
+                          <a:blip r:embed="rId9"/>
+                          <a:stretch>
+                            <a:fillRect/>
+                          </a:stretch>
+                        </pic:blipFill>
+                        <pic:spPr>
+                          <a:xfrm>
+                            <a:off x="0" y="0"/>
+                            <a:ext cx="1097280" cy="617220"/>
+                          </a:xfrm>
+                          <a:prstGeom prst="rect"/>
+                        </pic:spPr>
+                      </pic:pic>
+                    </a:graphicData>
+                  </a:graphic>
+                </wp:inline>
+              </w:drawing>
             </w:r>
           </w:p>
         </w:tc>
@@ -673,7 +1541,38 @@
           </w:tcPr>
           <w:p>
             <w:r>
-              <w:t>frame_0124.jpg</w:t>
+              <w:drawing>
+                <wp:inline xmlns:a="http://schemas.openxmlformats.org/drawingml/2006/main" xmlns:pic="http://schemas.openxmlformats.org/drawingml/2006/picture">
+                  <wp:extent cx="1097280" cy="617220"/>
+                  <wp:docPr id="29" name="Picture 29"/>
+                  <wp:cNvGraphicFramePr>
+                    <a:graphicFrameLocks noChangeAspect="1"/>
+                  </wp:cNvGraphicFramePr>
+                  <a:graphic>
+                    <a:graphicData uri="http://schemas.openxmlformats.org/drawingml/2006/picture">
+                      <pic:pic>
+                        <pic:nvPicPr>
+                          <pic:cNvPr id="0" name="frame_0124.jpg"/>
+                          <pic:cNvPicPr/>
+                        </pic:nvPicPr>
+                        <pic:blipFill>
+                          <a:blip r:embed="rId10"/>
+                          <a:stretch>
+                            <a:fillRect/>
+                          </a:stretch>
+                        </pic:blipFill>
+                        <pic:spPr>
+                          <a:xfrm>
+                            <a:off x="0" y="0"/>
+                            <a:ext cx="1097280" cy="617220"/>
+                          </a:xfrm>
+                          <a:prstGeom prst="rect"/>
+                        </pic:spPr>
+                      </pic:pic>
+                    </a:graphicData>
+                  </a:graphic>
+                </wp:inline>
+              </w:drawing>
             </w:r>
           </w:p>
         </w:tc>
@@ -683,7 +1582,38 @@
           </w:tcPr>
           <w:p>
             <w:r>
-              <w:t>frame_0248.jpg</w:t>
+              <w:drawing>
+                <wp:inline xmlns:a="http://schemas.openxmlformats.org/drawingml/2006/main" xmlns:pic="http://schemas.openxmlformats.org/drawingml/2006/picture">
+                  <wp:extent cx="1097280" cy="617220"/>
+                  <wp:docPr id="30" name="Picture 30"/>
+                  <wp:cNvGraphicFramePr>
+                    <a:graphicFrameLocks noChangeAspect="1"/>
+                  </wp:cNvGraphicFramePr>
+                  <a:graphic>
+                    <a:graphicData uri="http://schemas.openxmlformats.org/drawingml/2006/picture">
+                      <pic:pic>
+                        <pic:nvPicPr>
+                          <pic:cNvPr id="0" name="frame_0248.jpg"/>
+                          <pic:cNvPicPr/>
+                        </pic:nvPicPr>
+                        <pic:blipFill>
+                          <a:blip r:embed="rId11"/>
+                          <a:stretch>
+                            <a:fillRect/>
+                          </a:stretch>
+                        </pic:blipFill>
+                        <pic:spPr>
+                          <a:xfrm>
+                            <a:off x="0" y="0"/>
+                            <a:ext cx="1097280" cy="617220"/>
+                          </a:xfrm>
+                          <a:prstGeom prst="rect"/>
+                        </pic:spPr>
+                      </pic:pic>
+                    </a:graphicData>
+                  </a:graphic>
+                </wp:inline>
+              </w:drawing>
             </w:r>
           </w:p>
         </w:tc>
@@ -737,7 +1667,38 @@
           </w:tcPr>
           <w:p>
             <w:r>
-              <w:t>frame_0000.jpg</w:t>
+              <w:drawing>
+                <wp:inline xmlns:a="http://schemas.openxmlformats.org/drawingml/2006/main" xmlns:pic="http://schemas.openxmlformats.org/drawingml/2006/picture">
+                  <wp:extent cx="1097280" cy="617220"/>
+                  <wp:docPr id="31" name="Picture 31"/>
+                  <wp:cNvGraphicFramePr>
+                    <a:graphicFrameLocks noChangeAspect="1"/>
+                  </wp:cNvGraphicFramePr>
+                  <a:graphic>
+                    <a:graphicData uri="http://schemas.openxmlformats.org/drawingml/2006/picture">
+                      <pic:pic>
+                        <pic:nvPicPr>
+                          <pic:cNvPr id="0" name="frame_0000.jpg"/>
+                          <pic:cNvPicPr/>
+                        </pic:nvPicPr>
+                        <pic:blipFill>
+                          <a:blip r:embed="rId9"/>
+                          <a:stretch>
+                            <a:fillRect/>
+                          </a:stretch>
+                        </pic:blipFill>
+                        <pic:spPr>
+                          <a:xfrm>
+                            <a:off x="0" y="0"/>
+                            <a:ext cx="1097280" cy="617220"/>
+                          </a:xfrm>
+                          <a:prstGeom prst="rect"/>
+                        </pic:spPr>
+                      </pic:pic>
+                    </a:graphicData>
+                  </a:graphic>
+                </wp:inline>
+              </w:drawing>
             </w:r>
           </w:p>
         </w:tc>
@@ -747,7 +1708,38 @@
           </w:tcPr>
           <w:p>
             <w:r>
-              <w:t>frame_0124.jpg</w:t>
+              <w:drawing>
+                <wp:inline xmlns:a="http://schemas.openxmlformats.org/drawingml/2006/main" xmlns:pic="http://schemas.openxmlformats.org/drawingml/2006/picture">
+                  <wp:extent cx="1097280" cy="617220"/>
+                  <wp:docPr id="32" name="Picture 32"/>
+                  <wp:cNvGraphicFramePr>
+                    <a:graphicFrameLocks noChangeAspect="1"/>
+                  </wp:cNvGraphicFramePr>
+                  <a:graphic>
+                    <a:graphicData uri="http://schemas.openxmlformats.org/drawingml/2006/picture">
+                      <pic:pic>
+                        <pic:nvPicPr>
+                          <pic:cNvPr id="0" name="frame_0124.jpg"/>
+                          <pic:cNvPicPr/>
+                        </pic:nvPicPr>
+                        <pic:blipFill>
+                          <a:blip r:embed="rId10"/>
+                          <a:stretch>
+                            <a:fillRect/>
+                          </a:stretch>
+                        </pic:blipFill>
+                        <pic:spPr>
+                          <a:xfrm>
+                            <a:off x="0" y="0"/>
+                            <a:ext cx="1097280" cy="617220"/>
+                          </a:xfrm>
+                          <a:prstGeom prst="rect"/>
+                        </pic:spPr>
+                      </pic:pic>
+                    </a:graphicData>
+                  </a:graphic>
+                </wp:inline>
+              </w:drawing>
             </w:r>
           </w:p>
         </w:tc>
@@ -757,7 +1749,38 @@
           </w:tcPr>
           <w:p>
             <w:r>
-              <w:t>frame_0248.jpg</w:t>
+              <w:drawing>
+                <wp:inline xmlns:a="http://schemas.openxmlformats.org/drawingml/2006/main" xmlns:pic="http://schemas.openxmlformats.org/drawingml/2006/picture">
+                  <wp:extent cx="1097280" cy="617220"/>
+                  <wp:docPr id="33" name="Picture 33"/>
+                  <wp:cNvGraphicFramePr>
+                    <a:graphicFrameLocks noChangeAspect="1"/>
+                  </wp:cNvGraphicFramePr>
+                  <a:graphic>
+                    <a:graphicData uri="http://schemas.openxmlformats.org/drawingml/2006/picture">
+                      <pic:pic>
+                        <pic:nvPicPr>
+                          <pic:cNvPr id="0" name="frame_0248.jpg"/>
+                          <pic:cNvPicPr/>
+                        </pic:nvPicPr>
+                        <pic:blipFill>
+                          <a:blip r:embed="rId11"/>
+                          <a:stretch>
+                            <a:fillRect/>
+                          </a:stretch>
+                        </pic:blipFill>
+                        <pic:spPr>
+                          <a:xfrm>
+                            <a:off x="0" y="0"/>
+                            <a:ext cx="1097280" cy="617220"/>
+                          </a:xfrm>
+                          <a:prstGeom prst="rect"/>
+                        </pic:spPr>
+                      </pic:pic>
+                    </a:graphicData>
+                  </a:graphic>
+                </wp:inline>
+              </w:drawing>
             </w:r>
           </w:p>
         </w:tc>
@@ -796,7 +1819,38 @@
           </w:tcPr>
           <w:p>
             <w:r>
-              <w:t>frame_0000.jpg</w:t>
+              <w:drawing>
+                <wp:inline xmlns:a="http://schemas.openxmlformats.org/drawingml/2006/main" xmlns:pic="http://schemas.openxmlformats.org/drawingml/2006/picture">
+                  <wp:extent cx="1097280" cy="617220"/>
+                  <wp:docPr id="34" name="Picture 34"/>
+                  <wp:cNvGraphicFramePr>
+                    <a:graphicFrameLocks noChangeAspect="1"/>
+                  </wp:cNvGraphicFramePr>
+                  <a:graphic>
+                    <a:graphicData uri="http://schemas.openxmlformats.org/drawingml/2006/picture">
+                      <pic:pic>
+                        <pic:nvPicPr>
+                          <pic:cNvPr id="0" name="frame_0000.jpg"/>
+                          <pic:cNvPicPr/>
+                        </pic:nvPicPr>
+                        <pic:blipFill>
+                          <a:blip r:embed="rId9"/>
+                          <a:stretch>
+                            <a:fillRect/>
+                          </a:stretch>
+                        </pic:blipFill>
+                        <pic:spPr>
+                          <a:xfrm>
+                            <a:off x="0" y="0"/>
+                            <a:ext cx="1097280" cy="617220"/>
+                          </a:xfrm>
+                          <a:prstGeom prst="rect"/>
+                        </pic:spPr>
+                      </pic:pic>
+                    </a:graphicData>
+                  </a:graphic>
+                </wp:inline>
+              </w:drawing>
             </w:r>
           </w:p>
         </w:tc>
@@ -806,7 +1860,38 @@
           </w:tcPr>
           <w:p>
             <w:r>
-              <w:t>frame_0124.jpg</w:t>
+              <w:drawing>
+                <wp:inline xmlns:a="http://schemas.openxmlformats.org/drawingml/2006/main" xmlns:pic="http://schemas.openxmlformats.org/drawingml/2006/picture">
+                  <wp:extent cx="1097280" cy="617220"/>
+                  <wp:docPr id="35" name="Picture 35"/>
+                  <wp:cNvGraphicFramePr>
+                    <a:graphicFrameLocks noChangeAspect="1"/>
+                  </wp:cNvGraphicFramePr>
+                  <a:graphic>
+                    <a:graphicData uri="http://schemas.openxmlformats.org/drawingml/2006/picture">
+                      <pic:pic>
+                        <pic:nvPicPr>
+                          <pic:cNvPr id="0" name="frame_0124.jpg"/>
+                          <pic:cNvPicPr/>
+                        </pic:nvPicPr>
+                        <pic:blipFill>
+                          <a:blip r:embed="rId10"/>
+                          <a:stretch>
+                            <a:fillRect/>
+                          </a:stretch>
+                        </pic:blipFill>
+                        <pic:spPr>
+                          <a:xfrm>
+                            <a:off x="0" y="0"/>
+                            <a:ext cx="1097280" cy="617220"/>
+                          </a:xfrm>
+                          <a:prstGeom prst="rect"/>
+                        </pic:spPr>
+                      </pic:pic>
+                    </a:graphicData>
+                  </a:graphic>
+                </wp:inline>
+              </w:drawing>
             </w:r>
           </w:p>
         </w:tc>
@@ -816,7 +1901,38 @@
           </w:tcPr>
           <w:p>
             <w:r>
-              <w:t>frame_0248.jpg</w:t>
+              <w:drawing>
+                <wp:inline xmlns:a="http://schemas.openxmlformats.org/drawingml/2006/main" xmlns:pic="http://schemas.openxmlformats.org/drawingml/2006/picture">
+                  <wp:extent cx="1097280" cy="617220"/>
+                  <wp:docPr id="36" name="Picture 36"/>
+                  <wp:cNvGraphicFramePr>
+                    <a:graphicFrameLocks noChangeAspect="1"/>
+                  </wp:cNvGraphicFramePr>
+                  <a:graphic>
+                    <a:graphicData uri="http://schemas.openxmlformats.org/drawingml/2006/picture">
+                      <pic:pic>
+                        <pic:nvPicPr>
+                          <pic:cNvPr id="0" name="frame_0248.jpg"/>
+                          <pic:cNvPicPr/>
+                        </pic:nvPicPr>
+                        <pic:blipFill>
+                          <a:blip r:embed="rId11"/>
+                          <a:stretch>
+                            <a:fillRect/>
+                          </a:stretch>
+                        </pic:blipFill>
+                        <pic:spPr>
+                          <a:xfrm>
+                            <a:off x="0" y="0"/>
+                            <a:ext cx="1097280" cy="617220"/>
+                          </a:xfrm>
+                          <a:prstGeom prst="rect"/>
+                        </pic:spPr>
+                      </pic:pic>
+                    </a:graphicData>
+                  </a:graphic>
+                </wp:inline>
+              </w:drawing>
             </w:r>
           </w:p>
         </w:tc>
@@ -855,7 +1971,38 @@
           </w:tcPr>
           <w:p>
             <w:r>
-              <w:t>frame_0000.jpg</w:t>
+              <w:drawing>
+                <wp:inline xmlns:a="http://schemas.openxmlformats.org/drawingml/2006/main" xmlns:pic="http://schemas.openxmlformats.org/drawingml/2006/picture">
+                  <wp:extent cx="1097280" cy="617220"/>
+                  <wp:docPr id="37" name="Picture 37"/>
+                  <wp:cNvGraphicFramePr>
+                    <a:graphicFrameLocks noChangeAspect="1"/>
+                  </wp:cNvGraphicFramePr>
+                  <a:graphic>
+                    <a:graphicData uri="http://schemas.openxmlformats.org/drawingml/2006/picture">
+                      <pic:pic>
+                        <pic:nvPicPr>
+                          <pic:cNvPr id="0" name="frame_0000.jpg"/>
+                          <pic:cNvPicPr/>
+                        </pic:nvPicPr>
+                        <pic:blipFill>
+                          <a:blip r:embed="rId9"/>
+                          <a:stretch>
+                            <a:fillRect/>
+                          </a:stretch>
+                        </pic:blipFill>
+                        <pic:spPr>
+                          <a:xfrm>
+                            <a:off x="0" y="0"/>
+                            <a:ext cx="1097280" cy="617220"/>
+                          </a:xfrm>
+                          <a:prstGeom prst="rect"/>
+                        </pic:spPr>
+                      </pic:pic>
+                    </a:graphicData>
+                  </a:graphic>
+                </wp:inline>
+              </w:drawing>
             </w:r>
           </w:p>
         </w:tc>
@@ -865,7 +2012,38 @@
           </w:tcPr>
           <w:p>
             <w:r>
-              <w:t>frame_0124.jpg</w:t>
+              <w:drawing>
+                <wp:inline xmlns:a="http://schemas.openxmlformats.org/drawingml/2006/main" xmlns:pic="http://schemas.openxmlformats.org/drawingml/2006/picture">
+                  <wp:extent cx="1097280" cy="617220"/>
+                  <wp:docPr id="38" name="Picture 38"/>
+                  <wp:cNvGraphicFramePr>
+                    <a:graphicFrameLocks noChangeAspect="1"/>
+                  </wp:cNvGraphicFramePr>
+                  <a:graphic>
+                    <a:graphicData uri="http://schemas.openxmlformats.org/drawingml/2006/picture">
+                      <pic:pic>
+                        <pic:nvPicPr>
+                          <pic:cNvPr id="0" name="frame_0124.jpg"/>
+                          <pic:cNvPicPr/>
+                        </pic:nvPicPr>
+                        <pic:blipFill>
+                          <a:blip r:embed="rId10"/>
+                          <a:stretch>
+                            <a:fillRect/>
+                          </a:stretch>
+                        </pic:blipFill>
+                        <pic:spPr>
+                          <a:xfrm>
+                            <a:off x="0" y="0"/>
+                            <a:ext cx="1097280" cy="617220"/>
+                          </a:xfrm>
+                          <a:prstGeom prst="rect"/>
+                        </pic:spPr>
+                      </pic:pic>
+                    </a:graphicData>
+                  </a:graphic>
+                </wp:inline>
+              </w:drawing>
             </w:r>
           </w:p>
         </w:tc>
@@ -875,7 +2053,38 @@
           </w:tcPr>
           <w:p>
             <w:r>
-              <w:t>frame_0248.jpg</w:t>
+              <w:drawing>
+                <wp:inline xmlns:a="http://schemas.openxmlformats.org/drawingml/2006/main" xmlns:pic="http://schemas.openxmlformats.org/drawingml/2006/picture">
+                  <wp:extent cx="1097280" cy="617220"/>
+                  <wp:docPr id="39" name="Picture 39"/>
+                  <wp:cNvGraphicFramePr>
+                    <a:graphicFrameLocks noChangeAspect="1"/>
+                  </wp:cNvGraphicFramePr>
+                  <a:graphic>
+                    <a:graphicData uri="http://schemas.openxmlformats.org/drawingml/2006/picture">
+                      <pic:pic>
+                        <pic:nvPicPr>
+                          <pic:cNvPr id="0" name="frame_0248.jpg"/>
+                          <pic:cNvPicPr/>
+                        </pic:nvPicPr>
+                        <pic:blipFill>
+                          <a:blip r:embed="rId11"/>
+                          <a:stretch>
+                            <a:fillRect/>
+                          </a:stretch>
+                        </pic:blipFill>
+                        <pic:spPr>
+                          <a:xfrm>
+                            <a:off x="0" y="0"/>
+                            <a:ext cx="1097280" cy="617220"/>
+                          </a:xfrm>
+                          <a:prstGeom prst="rect"/>
+                        </pic:spPr>
+                      </pic:pic>
+                    </a:graphicData>
+                  </a:graphic>
+                </wp:inline>
+              </w:drawing>
             </w:r>
           </w:p>
         </w:tc>
@@ -914,7 +2123,38 @@
           </w:tcPr>
           <w:p>
             <w:r>
-              <w:t>frame_0000.jpg</w:t>
+              <w:drawing>
+                <wp:inline xmlns:a="http://schemas.openxmlformats.org/drawingml/2006/main" xmlns:pic="http://schemas.openxmlformats.org/drawingml/2006/picture">
+                  <wp:extent cx="1097280" cy="617220"/>
+                  <wp:docPr id="40" name="Picture 40"/>
+                  <wp:cNvGraphicFramePr>
+                    <a:graphicFrameLocks noChangeAspect="1"/>
+                  </wp:cNvGraphicFramePr>
+                  <a:graphic>
+                    <a:graphicData uri="http://schemas.openxmlformats.org/drawingml/2006/picture">
+                      <pic:pic>
+                        <pic:nvPicPr>
+                          <pic:cNvPr id="0" name="frame_0000.jpg"/>
+                          <pic:cNvPicPr/>
+                        </pic:nvPicPr>
+                        <pic:blipFill>
+                          <a:blip r:embed="rId9"/>
+                          <a:stretch>
+                            <a:fillRect/>
+                          </a:stretch>
+                        </pic:blipFill>
+                        <pic:spPr>
+                          <a:xfrm>
+                            <a:off x="0" y="0"/>
+                            <a:ext cx="1097280" cy="617220"/>
+                          </a:xfrm>
+                          <a:prstGeom prst="rect"/>
+                        </pic:spPr>
+                      </pic:pic>
+                    </a:graphicData>
+                  </a:graphic>
+                </wp:inline>
+              </w:drawing>
             </w:r>
           </w:p>
         </w:tc>
@@ -924,7 +2164,38 @@
           </w:tcPr>
           <w:p>
             <w:r>
-              <w:t>frame_0124.jpg</w:t>
+              <w:drawing>
+                <wp:inline xmlns:a="http://schemas.openxmlformats.org/drawingml/2006/main" xmlns:pic="http://schemas.openxmlformats.org/drawingml/2006/picture">
+                  <wp:extent cx="1097280" cy="617220"/>
+                  <wp:docPr id="41" name="Picture 41"/>
+                  <wp:cNvGraphicFramePr>
+                    <a:graphicFrameLocks noChangeAspect="1"/>
+                  </wp:cNvGraphicFramePr>
+                  <a:graphic>
+                    <a:graphicData uri="http://schemas.openxmlformats.org/drawingml/2006/picture">
+                      <pic:pic>
+                        <pic:nvPicPr>
+                          <pic:cNvPr id="0" name="frame_0124.jpg"/>
+                          <pic:cNvPicPr/>
+                        </pic:nvPicPr>
+                        <pic:blipFill>
+                          <a:blip r:embed="rId10"/>
+                          <a:stretch>
+                            <a:fillRect/>
+                          </a:stretch>
+                        </pic:blipFill>
+                        <pic:spPr>
+                          <a:xfrm>
+                            <a:off x="0" y="0"/>
+                            <a:ext cx="1097280" cy="617220"/>
+                          </a:xfrm>
+                          <a:prstGeom prst="rect"/>
+                        </pic:spPr>
+                      </pic:pic>
+                    </a:graphicData>
+                  </a:graphic>
+                </wp:inline>
+              </w:drawing>
             </w:r>
           </w:p>
         </w:tc>
@@ -934,7 +2205,38 @@
           </w:tcPr>
           <w:p>
             <w:r>
-              <w:t>frame_0248.jpg</w:t>
+              <w:drawing>
+                <wp:inline xmlns:a="http://schemas.openxmlformats.org/drawingml/2006/main" xmlns:pic="http://schemas.openxmlformats.org/drawingml/2006/picture">
+                  <wp:extent cx="1097280" cy="617220"/>
+                  <wp:docPr id="42" name="Picture 42"/>
+                  <wp:cNvGraphicFramePr>
+                    <a:graphicFrameLocks noChangeAspect="1"/>
+                  </wp:cNvGraphicFramePr>
+                  <a:graphic>
+                    <a:graphicData uri="http://schemas.openxmlformats.org/drawingml/2006/picture">
+                      <pic:pic>
+                        <pic:nvPicPr>
+                          <pic:cNvPr id="0" name="frame_0248.jpg"/>
+                          <pic:cNvPicPr/>
+                        </pic:nvPicPr>
+                        <pic:blipFill>
+                          <a:blip r:embed="rId11"/>
+                          <a:stretch>
+                            <a:fillRect/>
+                          </a:stretch>
+                        </pic:blipFill>
+                        <pic:spPr>
+                          <a:xfrm>
+                            <a:off x="0" y="0"/>
+                            <a:ext cx="1097280" cy="617220"/>
+                          </a:xfrm>
+                          <a:prstGeom prst="rect"/>
+                        </pic:spPr>
+                      </pic:pic>
+                    </a:graphicData>
+                  </a:graphic>
+                </wp:inline>
+              </w:drawing>
             </w:r>
           </w:p>
         </w:tc>
@@ -973,7 +2275,38 @@
           </w:tcPr>
           <w:p>
             <w:r>
-              <w:t>frame_0000.jpg</w:t>
+              <w:drawing>
+                <wp:inline xmlns:a="http://schemas.openxmlformats.org/drawingml/2006/main" xmlns:pic="http://schemas.openxmlformats.org/drawingml/2006/picture">
+                  <wp:extent cx="1097280" cy="617220"/>
+                  <wp:docPr id="43" name="Picture 43"/>
+                  <wp:cNvGraphicFramePr>
+                    <a:graphicFrameLocks noChangeAspect="1"/>
+                  </wp:cNvGraphicFramePr>
+                  <a:graphic>
+                    <a:graphicData uri="http://schemas.openxmlformats.org/drawingml/2006/picture">
+                      <pic:pic>
+                        <pic:nvPicPr>
+                          <pic:cNvPr id="0" name="frame_0000.jpg"/>
+                          <pic:cNvPicPr/>
+                        </pic:nvPicPr>
+                        <pic:blipFill>
+                          <a:blip r:embed="rId9"/>
+                          <a:stretch>
+                            <a:fillRect/>
+                          </a:stretch>
+                        </pic:blipFill>
+                        <pic:spPr>
+                          <a:xfrm>
+                            <a:off x="0" y="0"/>
+                            <a:ext cx="1097280" cy="617220"/>
+                          </a:xfrm>
+                          <a:prstGeom prst="rect"/>
+                        </pic:spPr>
+                      </pic:pic>
+                    </a:graphicData>
+                  </a:graphic>
+                </wp:inline>
+              </w:drawing>
             </w:r>
           </w:p>
         </w:tc>
@@ -983,7 +2316,38 @@
           </w:tcPr>
           <w:p>
             <w:r>
-              <w:t>frame_0124.jpg</w:t>
+              <w:drawing>
+                <wp:inline xmlns:a="http://schemas.openxmlformats.org/drawingml/2006/main" xmlns:pic="http://schemas.openxmlformats.org/drawingml/2006/picture">
+                  <wp:extent cx="1097280" cy="617220"/>
+                  <wp:docPr id="44" name="Picture 44"/>
+                  <wp:cNvGraphicFramePr>
+                    <a:graphicFrameLocks noChangeAspect="1"/>
+                  </wp:cNvGraphicFramePr>
+                  <a:graphic>
+                    <a:graphicData uri="http://schemas.openxmlformats.org/drawingml/2006/picture">
+                      <pic:pic>
+                        <pic:nvPicPr>
+                          <pic:cNvPr id="0" name="frame_0124.jpg"/>
+                          <pic:cNvPicPr/>
+                        </pic:nvPicPr>
+                        <pic:blipFill>
+                          <a:blip r:embed="rId10"/>
+                          <a:stretch>
+                            <a:fillRect/>
+                          </a:stretch>
+                        </pic:blipFill>
+                        <pic:spPr>
+                          <a:xfrm>
+                            <a:off x="0" y="0"/>
+                            <a:ext cx="1097280" cy="617220"/>
+                          </a:xfrm>
+                          <a:prstGeom prst="rect"/>
+                        </pic:spPr>
+                      </pic:pic>
+                    </a:graphicData>
+                  </a:graphic>
+                </wp:inline>
+              </w:drawing>
             </w:r>
           </w:p>
         </w:tc>
@@ -993,7 +2357,38 @@
           </w:tcPr>
           <w:p>
             <w:r>
-              <w:t>frame_0248.jpg</w:t>
+              <w:drawing>
+                <wp:inline xmlns:a="http://schemas.openxmlformats.org/drawingml/2006/main" xmlns:pic="http://schemas.openxmlformats.org/drawingml/2006/picture">
+                  <wp:extent cx="1097280" cy="617220"/>
+                  <wp:docPr id="45" name="Picture 45"/>
+                  <wp:cNvGraphicFramePr>
+                    <a:graphicFrameLocks noChangeAspect="1"/>
+                  </wp:cNvGraphicFramePr>
+                  <a:graphic>
+                    <a:graphicData uri="http://schemas.openxmlformats.org/drawingml/2006/picture">
+                      <pic:pic>
+                        <pic:nvPicPr>
+                          <pic:cNvPr id="0" name="frame_0248.jpg"/>
+                          <pic:cNvPicPr/>
+                        </pic:nvPicPr>
+                        <pic:blipFill>
+                          <a:blip r:embed="rId11"/>
+                          <a:stretch>
+                            <a:fillRect/>
+                          </a:stretch>
+                        </pic:blipFill>
+                        <pic:spPr>
+                          <a:xfrm>
+                            <a:off x="0" y="0"/>
+                            <a:ext cx="1097280" cy="617220"/>
+                          </a:xfrm>
+                          <a:prstGeom prst="rect"/>
+                        </pic:spPr>
+                      </pic:pic>
+                    </a:graphicData>
+                  </a:graphic>
+                </wp:inline>
+              </w:drawing>
             </w:r>
           </w:p>
         </w:tc>
@@ -1037,7 +2432,38 @@
           </w:tcPr>
           <w:p>
             <w:r>
-              <w:t>frame_0000.jpg</w:t>
+              <w:drawing>
+                <wp:inline xmlns:a="http://schemas.openxmlformats.org/drawingml/2006/main" xmlns:pic="http://schemas.openxmlformats.org/drawingml/2006/picture">
+                  <wp:extent cx="1097280" cy="617220"/>
+                  <wp:docPr id="46" name="Picture 46"/>
+                  <wp:cNvGraphicFramePr>
+                    <a:graphicFrameLocks noChangeAspect="1"/>
+                  </wp:cNvGraphicFramePr>
+                  <a:graphic>
+                    <a:graphicData uri="http://schemas.openxmlformats.org/drawingml/2006/picture">
+                      <pic:pic>
+                        <pic:nvPicPr>
+                          <pic:cNvPr id="0" name="frame_0000.jpg"/>
+                          <pic:cNvPicPr/>
+                        </pic:nvPicPr>
+                        <pic:blipFill>
+                          <a:blip r:embed="rId9"/>
+                          <a:stretch>
+                            <a:fillRect/>
+                          </a:stretch>
+                        </pic:blipFill>
+                        <pic:spPr>
+                          <a:xfrm>
+                            <a:off x="0" y="0"/>
+                            <a:ext cx="1097280" cy="617220"/>
+                          </a:xfrm>
+                          <a:prstGeom prst="rect"/>
+                        </pic:spPr>
+                      </pic:pic>
+                    </a:graphicData>
+                  </a:graphic>
+                </wp:inline>
+              </w:drawing>
             </w:r>
           </w:p>
         </w:tc>
@@ -1047,7 +2473,38 @@
           </w:tcPr>
           <w:p>
             <w:r>
-              <w:t>frame_0124.jpg</w:t>
+              <w:drawing>
+                <wp:inline xmlns:a="http://schemas.openxmlformats.org/drawingml/2006/main" xmlns:pic="http://schemas.openxmlformats.org/drawingml/2006/picture">
+                  <wp:extent cx="1097280" cy="617220"/>
+                  <wp:docPr id="47" name="Picture 47"/>
+                  <wp:cNvGraphicFramePr>
+                    <a:graphicFrameLocks noChangeAspect="1"/>
+                  </wp:cNvGraphicFramePr>
+                  <a:graphic>
+                    <a:graphicData uri="http://schemas.openxmlformats.org/drawingml/2006/picture">
+                      <pic:pic>
+                        <pic:nvPicPr>
+                          <pic:cNvPr id="0" name="frame_0124.jpg"/>
+                          <pic:cNvPicPr/>
+                        </pic:nvPicPr>
+                        <pic:blipFill>
+                          <a:blip r:embed="rId10"/>
+                          <a:stretch>
+                            <a:fillRect/>
+                          </a:stretch>
+                        </pic:blipFill>
+                        <pic:spPr>
+                          <a:xfrm>
+                            <a:off x="0" y="0"/>
+                            <a:ext cx="1097280" cy="617220"/>
+                          </a:xfrm>
+                          <a:prstGeom prst="rect"/>
+                        </pic:spPr>
+                      </pic:pic>
+                    </a:graphicData>
+                  </a:graphic>
+                </wp:inline>
+              </w:drawing>
             </w:r>
           </w:p>
         </w:tc>
@@ -1057,7 +2514,38 @@
           </w:tcPr>
           <w:p>
             <w:r>
-              <w:t>frame_0248.jpg</w:t>
+              <w:drawing>
+                <wp:inline xmlns:a="http://schemas.openxmlformats.org/drawingml/2006/main" xmlns:pic="http://schemas.openxmlformats.org/drawingml/2006/picture">
+                  <wp:extent cx="1097280" cy="617220"/>
+                  <wp:docPr id="48" name="Picture 48"/>
+                  <wp:cNvGraphicFramePr>
+                    <a:graphicFrameLocks noChangeAspect="1"/>
+                  </wp:cNvGraphicFramePr>
+                  <a:graphic>
+                    <a:graphicData uri="http://schemas.openxmlformats.org/drawingml/2006/picture">
+                      <pic:pic>
+                        <pic:nvPicPr>
+                          <pic:cNvPr id="0" name="frame_0248.jpg"/>
+                          <pic:cNvPicPr/>
+                        </pic:nvPicPr>
+                        <pic:blipFill>
+                          <a:blip r:embed="rId11"/>
+                          <a:stretch>
+                            <a:fillRect/>
+                          </a:stretch>
+                        </pic:blipFill>
+                        <pic:spPr>
+                          <a:xfrm>
+                            <a:off x="0" y="0"/>
+                            <a:ext cx="1097280" cy="617220"/>
+                          </a:xfrm>
+                          <a:prstGeom prst="rect"/>
+                        </pic:spPr>
+                      </pic:pic>
+                    </a:graphicData>
+                  </a:graphic>
+                </wp:inline>
+              </w:drawing>
             </w:r>
           </w:p>
         </w:tc>
@@ -1096,7 +2584,38 @@
           </w:tcPr>
           <w:p>
             <w:r>
-              <w:t>frame_0000.jpg</w:t>
+              <w:drawing>
+                <wp:inline xmlns:a="http://schemas.openxmlformats.org/drawingml/2006/main" xmlns:pic="http://schemas.openxmlformats.org/drawingml/2006/picture">
+                  <wp:extent cx="1097280" cy="617220"/>
+                  <wp:docPr id="49" name="Picture 49"/>
+                  <wp:cNvGraphicFramePr>
+                    <a:graphicFrameLocks noChangeAspect="1"/>
+                  </wp:cNvGraphicFramePr>
+                  <a:graphic>
+                    <a:graphicData uri="http://schemas.openxmlformats.org/drawingml/2006/picture">
+                      <pic:pic>
+                        <pic:nvPicPr>
+                          <pic:cNvPr id="0" name="frame_0000.jpg"/>
+                          <pic:cNvPicPr/>
+                        </pic:nvPicPr>
+                        <pic:blipFill>
+                          <a:blip r:embed="rId9"/>
+                          <a:stretch>
+                            <a:fillRect/>
+                          </a:stretch>
+                        </pic:blipFill>
+                        <pic:spPr>
+                          <a:xfrm>
+                            <a:off x="0" y="0"/>
+                            <a:ext cx="1097280" cy="617220"/>
+                          </a:xfrm>
+                          <a:prstGeom prst="rect"/>
+                        </pic:spPr>
+                      </pic:pic>
+                    </a:graphicData>
+                  </a:graphic>
+                </wp:inline>
+              </w:drawing>
             </w:r>
           </w:p>
         </w:tc>
@@ -1106,7 +2625,38 @@
           </w:tcPr>
           <w:p>
             <w:r>
-              <w:t>frame_0124.jpg</w:t>
+              <w:drawing>
+                <wp:inline xmlns:a="http://schemas.openxmlformats.org/drawingml/2006/main" xmlns:pic="http://schemas.openxmlformats.org/drawingml/2006/picture">
+                  <wp:extent cx="1097280" cy="617220"/>
+                  <wp:docPr id="50" name="Picture 50"/>
+                  <wp:cNvGraphicFramePr>
+                    <a:graphicFrameLocks noChangeAspect="1"/>
+                  </wp:cNvGraphicFramePr>
+                  <a:graphic>
+                    <a:graphicData uri="http://schemas.openxmlformats.org/drawingml/2006/picture">
+                      <pic:pic>
+                        <pic:nvPicPr>
+                          <pic:cNvPr id="0" name="frame_0124.jpg"/>
+                          <pic:cNvPicPr/>
+                        </pic:nvPicPr>
+                        <pic:blipFill>
+                          <a:blip r:embed="rId10"/>
+                          <a:stretch>
+                            <a:fillRect/>
+                          </a:stretch>
+                        </pic:blipFill>
+                        <pic:spPr>
+                          <a:xfrm>
+                            <a:off x="0" y="0"/>
+                            <a:ext cx="1097280" cy="617220"/>
+                          </a:xfrm>
+                          <a:prstGeom prst="rect"/>
+                        </pic:spPr>
+                      </pic:pic>
+                    </a:graphicData>
+                  </a:graphic>
+                </wp:inline>
+              </w:drawing>
             </w:r>
           </w:p>
         </w:tc>
@@ -1116,7 +2666,38 @@
           </w:tcPr>
           <w:p>
             <w:r>
-              <w:t>frame_0248.jpg</w:t>
+              <w:drawing>
+                <wp:inline xmlns:a="http://schemas.openxmlformats.org/drawingml/2006/main" xmlns:pic="http://schemas.openxmlformats.org/drawingml/2006/picture">
+                  <wp:extent cx="1097280" cy="617220"/>
+                  <wp:docPr id="51" name="Picture 51"/>
+                  <wp:cNvGraphicFramePr>
+                    <a:graphicFrameLocks noChangeAspect="1"/>
+                  </wp:cNvGraphicFramePr>
+                  <a:graphic>
+                    <a:graphicData uri="http://schemas.openxmlformats.org/drawingml/2006/picture">
+                      <pic:pic>
+                        <pic:nvPicPr>
+                          <pic:cNvPr id="0" name="frame_0248.jpg"/>
+                          <pic:cNvPicPr/>
+                        </pic:nvPicPr>
+                        <pic:blipFill>
+                          <a:blip r:embed="rId11"/>
+                          <a:stretch>
+                            <a:fillRect/>
+                          </a:stretch>
+                        </pic:blipFill>
+                        <pic:spPr>
+                          <a:xfrm>
+                            <a:off x="0" y="0"/>
+                            <a:ext cx="1097280" cy="617220"/>
+                          </a:xfrm>
+                          <a:prstGeom prst="rect"/>
+                        </pic:spPr>
+                      </pic:pic>
+                    </a:graphicData>
+                  </a:graphic>
+                </wp:inline>
+              </w:drawing>
             </w:r>
           </w:p>
         </w:tc>
@@ -1155,7 +2736,38 @@
           </w:tcPr>
           <w:p>
             <w:r>
-              <w:t>frame_0000.jpg</w:t>
+              <w:drawing>
+                <wp:inline xmlns:a="http://schemas.openxmlformats.org/drawingml/2006/main" xmlns:pic="http://schemas.openxmlformats.org/drawingml/2006/picture">
+                  <wp:extent cx="1097280" cy="617220"/>
+                  <wp:docPr id="52" name="Picture 52"/>
+                  <wp:cNvGraphicFramePr>
+                    <a:graphicFrameLocks noChangeAspect="1"/>
+                  </wp:cNvGraphicFramePr>
+                  <a:graphic>
+                    <a:graphicData uri="http://schemas.openxmlformats.org/drawingml/2006/picture">
+                      <pic:pic>
+                        <pic:nvPicPr>
+                          <pic:cNvPr id="0" name="frame_0000.jpg"/>
+                          <pic:cNvPicPr/>
+                        </pic:nvPicPr>
+                        <pic:blipFill>
+                          <a:blip r:embed="rId9"/>
+                          <a:stretch>
+                            <a:fillRect/>
+                          </a:stretch>
+                        </pic:blipFill>
+                        <pic:spPr>
+                          <a:xfrm>
+                            <a:off x="0" y="0"/>
+                            <a:ext cx="1097280" cy="617220"/>
+                          </a:xfrm>
+                          <a:prstGeom prst="rect"/>
+                        </pic:spPr>
+                      </pic:pic>
+                    </a:graphicData>
+                  </a:graphic>
+                </wp:inline>
+              </w:drawing>
             </w:r>
           </w:p>
         </w:tc>
@@ -1165,7 +2777,38 @@
           </w:tcPr>
           <w:p>
             <w:r>
-              <w:t>frame_0124.jpg</w:t>
+              <w:drawing>
+                <wp:inline xmlns:a="http://schemas.openxmlformats.org/drawingml/2006/main" xmlns:pic="http://schemas.openxmlformats.org/drawingml/2006/picture">
+                  <wp:extent cx="1097280" cy="617220"/>
+                  <wp:docPr id="53" name="Picture 53"/>
+                  <wp:cNvGraphicFramePr>
+                    <a:graphicFrameLocks noChangeAspect="1"/>
+                  </wp:cNvGraphicFramePr>
+                  <a:graphic>
+                    <a:graphicData uri="http://schemas.openxmlformats.org/drawingml/2006/picture">
+                      <pic:pic>
+                        <pic:nvPicPr>
+                          <pic:cNvPr id="0" name="frame_0124.jpg"/>
+                          <pic:cNvPicPr/>
+                        </pic:nvPicPr>
+                        <pic:blipFill>
+                          <a:blip r:embed="rId10"/>
+                          <a:stretch>
+                            <a:fillRect/>
+                          </a:stretch>
+                        </pic:blipFill>
+                        <pic:spPr>
+                          <a:xfrm>
+                            <a:off x="0" y="0"/>
+                            <a:ext cx="1097280" cy="617220"/>
+                          </a:xfrm>
+                          <a:prstGeom prst="rect"/>
+                        </pic:spPr>
+                      </pic:pic>
+                    </a:graphicData>
+                  </a:graphic>
+                </wp:inline>
+              </w:drawing>
             </w:r>
           </w:p>
         </w:tc>
@@ -1175,7 +2818,38 @@
           </w:tcPr>
           <w:p>
             <w:r>
-              <w:t>frame_0248.jpg</w:t>
+              <w:drawing>
+                <wp:inline xmlns:a="http://schemas.openxmlformats.org/drawingml/2006/main" xmlns:pic="http://schemas.openxmlformats.org/drawingml/2006/picture">
+                  <wp:extent cx="1097280" cy="617220"/>
+                  <wp:docPr id="54" name="Picture 54"/>
+                  <wp:cNvGraphicFramePr>
+                    <a:graphicFrameLocks noChangeAspect="1"/>
+                  </wp:cNvGraphicFramePr>
+                  <a:graphic>
+                    <a:graphicData uri="http://schemas.openxmlformats.org/drawingml/2006/picture">
+                      <pic:pic>
+                        <pic:nvPicPr>
+                          <pic:cNvPr id="0" name="frame_0248.jpg"/>
+                          <pic:cNvPicPr/>
+                        </pic:nvPicPr>
+                        <pic:blipFill>
+                          <a:blip r:embed="rId11"/>
+                          <a:stretch>
+                            <a:fillRect/>
+                          </a:stretch>
+                        </pic:blipFill>
+                        <pic:spPr>
+                          <a:xfrm>
+                            <a:off x="0" y="0"/>
+                            <a:ext cx="1097280" cy="617220"/>
+                          </a:xfrm>
+                          <a:prstGeom prst="rect"/>
+                        </pic:spPr>
+                      </pic:pic>
+                    </a:graphicData>
+                  </a:graphic>
+                </wp:inline>
+              </w:drawing>
             </w:r>
           </w:p>
         </w:tc>
@@ -1214,7 +2888,38 @@
           </w:tcPr>
           <w:p>
             <w:r>
-              <w:t>frame_0000.jpg</w:t>
+              <w:drawing>
+                <wp:inline xmlns:a="http://schemas.openxmlformats.org/drawingml/2006/main" xmlns:pic="http://schemas.openxmlformats.org/drawingml/2006/picture">
+                  <wp:extent cx="1097280" cy="617220"/>
+                  <wp:docPr id="55" name="Picture 55"/>
+                  <wp:cNvGraphicFramePr>
+                    <a:graphicFrameLocks noChangeAspect="1"/>
+                  </wp:cNvGraphicFramePr>
+                  <a:graphic>
+                    <a:graphicData uri="http://schemas.openxmlformats.org/drawingml/2006/picture">
+                      <pic:pic>
+                        <pic:nvPicPr>
+                          <pic:cNvPr id="0" name="frame_0000.jpg"/>
+                          <pic:cNvPicPr/>
+                        </pic:nvPicPr>
+                        <pic:blipFill>
+                          <a:blip r:embed="rId9"/>
+                          <a:stretch>
+                            <a:fillRect/>
+                          </a:stretch>
+                        </pic:blipFill>
+                        <pic:spPr>
+                          <a:xfrm>
+                            <a:off x="0" y="0"/>
+                            <a:ext cx="1097280" cy="617220"/>
+                          </a:xfrm>
+                          <a:prstGeom prst="rect"/>
+                        </pic:spPr>
+                      </pic:pic>
+                    </a:graphicData>
+                  </a:graphic>
+                </wp:inline>
+              </w:drawing>
             </w:r>
           </w:p>
         </w:tc>
@@ -1224,7 +2929,38 @@
           </w:tcPr>
           <w:p>
             <w:r>
-              <w:t>frame_0124.jpg</w:t>
+              <w:drawing>
+                <wp:inline xmlns:a="http://schemas.openxmlformats.org/drawingml/2006/main" xmlns:pic="http://schemas.openxmlformats.org/drawingml/2006/picture">
+                  <wp:extent cx="1097280" cy="617220"/>
+                  <wp:docPr id="56" name="Picture 56"/>
+                  <wp:cNvGraphicFramePr>
+                    <a:graphicFrameLocks noChangeAspect="1"/>
+                  </wp:cNvGraphicFramePr>
+                  <a:graphic>
+                    <a:graphicData uri="http://schemas.openxmlformats.org/drawingml/2006/picture">
+                      <pic:pic>
+                        <pic:nvPicPr>
+                          <pic:cNvPr id="0" name="frame_0124.jpg"/>
+                          <pic:cNvPicPr/>
+                        </pic:nvPicPr>
+                        <pic:blipFill>
+                          <a:blip r:embed="rId10"/>
+                          <a:stretch>
+                            <a:fillRect/>
+                          </a:stretch>
+                        </pic:blipFill>
+                        <pic:spPr>
+                          <a:xfrm>
+                            <a:off x="0" y="0"/>
+                            <a:ext cx="1097280" cy="617220"/>
+                          </a:xfrm>
+                          <a:prstGeom prst="rect"/>
+                        </pic:spPr>
+                      </pic:pic>
+                    </a:graphicData>
+                  </a:graphic>
+                </wp:inline>
+              </w:drawing>
             </w:r>
           </w:p>
         </w:tc>
@@ -1234,7 +2970,38 @@
           </w:tcPr>
           <w:p>
             <w:r>
-              <w:t>frame_0248.jpg</w:t>
+              <w:drawing>
+                <wp:inline xmlns:a="http://schemas.openxmlformats.org/drawingml/2006/main" xmlns:pic="http://schemas.openxmlformats.org/drawingml/2006/picture">
+                  <wp:extent cx="1097280" cy="617220"/>
+                  <wp:docPr id="57" name="Picture 57"/>
+                  <wp:cNvGraphicFramePr>
+                    <a:graphicFrameLocks noChangeAspect="1"/>
+                  </wp:cNvGraphicFramePr>
+                  <a:graphic>
+                    <a:graphicData uri="http://schemas.openxmlformats.org/drawingml/2006/picture">
+                      <pic:pic>
+                        <pic:nvPicPr>
+                          <pic:cNvPr id="0" name="frame_0248.jpg"/>
+                          <pic:cNvPicPr/>
+                        </pic:nvPicPr>
+                        <pic:blipFill>
+                          <a:blip r:embed="rId11"/>
+                          <a:stretch>
+                            <a:fillRect/>
+                          </a:stretch>
+                        </pic:blipFill>
+                        <pic:spPr>
+                          <a:xfrm>
+                            <a:off x="0" y="0"/>
+                            <a:ext cx="1097280" cy="617220"/>
+                          </a:xfrm>
+                          <a:prstGeom prst="rect"/>
+                        </pic:spPr>
+                      </pic:pic>
+                    </a:graphicData>
+                  </a:graphic>
+                </wp:inline>
+              </w:drawing>
             </w:r>
           </w:p>
         </w:tc>
@@ -1273,7 +3040,38 @@
           </w:tcPr>
           <w:p>
             <w:r>
-              <w:t>frame_0000.jpg</w:t>
+              <w:drawing>
+                <wp:inline xmlns:a="http://schemas.openxmlformats.org/drawingml/2006/main" xmlns:pic="http://schemas.openxmlformats.org/drawingml/2006/picture">
+                  <wp:extent cx="1097280" cy="617220"/>
+                  <wp:docPr id="58" name="Picture 58"/>
+                  <wp:cNvGraphicFramePr>
+                    <a:graphicFrameLocks noChangeAspect="1"/>
+                  </wp:cNvGraphicFramePr>
+                  <a:graphic>
+                    <a:graphicData uri="http://schemas.openxmlformats.org/drawingml/2006/picture">
+                      <pic:pic>
+                        <pic:nvPicPr>
+                          <pic:cNvPr id="0" name="frame_0000.jpg"/>
+                          <pic:cNvPicPr/>
+                        </pic:nvPicPr>
+                        <pic:blipFill>
+                          <a:blip r:embed="rId9"/>
+                          <a:stretch>
+                            <a:fillRect/>
+                          </a:stretch>
+                        </pic:blipFill>
+                        <pic:spPr>
+                          <a:xfrm>
+                            <a:off x="0" y="0"/>
+                            <a:ext cx="1097280" cy="617220"/>
+                          </a:xfrm>
+                          <a:prstGeom prst="rect"/>
+                        </pic:spPr>
+                      </pic:pic>
+                    </a:graphicData>
+                  </a:graphic>
+                </wp:inline>
+              </w:drawing>
             </w:r>
           </w:p>
         </w:tc>
@@ -1283,7 +3081,38 @@
           </w:tcPr>
           <w:p>
             <w:r>
-              <w:t>frame_0124.jpg</w:t>
+              <w:drawing>
+                <wp:inline xmlns:a="http://schemas.openxmlformats.org/drawingml/2006/main" xmlns:pic="http://schemas.openxmlformats.org/drawingml/2006/picture">
+                  <wp:extent cx="1097280" cy="617220"/>
+                  <wp:docPr id="59" name="Picture 59"/>
+                  <wp:cNvGraphicFramePr>
+                    <a:graphicFrameLocks noChangeAspect="1"/>
+                  </wp:cNvGraphicFramePr>
+                  <a:graphic>
+                    <a:graphicData uri="http://schemas.openxmlformats.org/drawingml/2006/picture">
+                      <pic:pic>
+                        <pic:nvPicPr>
+                          <pic:cNvPr id="0" name="frame_0124.jpg"/>
+                          <pic:cNvPicPr/>
+                        </pic:nvPicPr>
+                        <pic:blipFill>
+                          <a:blip r:embed="rId10"/>
+                          <a:stretch>
+                            <a:fillRect/>
+                          </a:stretch>
+                        </pic:blipFill>
+                        <pic:spPr>
+                          <a:xfrm>
+                            <a:off x="0" y="0"/>
+                            <a:ext cx="1097280" cy="617220"/>
+                          </a:xfrm>
+                          <a:prstGeom prst="rect"/>
+                        </pic:spPr>
+                      </pic:pic>
+                    </a:graphicData>
+                  </a:graphic>
+                </wp:inline>
+              </w:drawing>
             </w:r>
           </w:p>
         </w:tc>
@@ -1293,7 +3122,38 @@
           </w:tcPr>
           <w:p>
             <w:r>
-              <w:t>frame_0248.jpg</w:t>
+              <w:drawing>
+                <wp:inline xmlns:a="http://schemas.openxmlformats.org/drawingml/2006/main" xmlns:pic="http://schemas.openxmlformats.org/drawingml/2006/picture">
+                  <wp:extent cx="1097280" cy="617220"/>
+                  <wp:docPr id="60" name="Picture 60"/>
+                  <wp:cNvGraphicFramePr>
+                    <a:graphicFrameLocks noChangeAspect="1"/>
+                  </wp:cNvGraphicFramePr>
+                  <a:graphic>
+                    <a:graphicData uri="http://schemas.openxmlformats.org/drawingml/2006/picture">
+                      <pic:pic>
+                        <pic:nvPicPr>
+                          <pic:cNvPr id="0" name="frame_0248.jpg"/>
+                          <pic:cNvPicPr/>
+                        </pic:nvPicPr>
+                        <pic:blipFill>
+                          <a:blip r:embed="rId11"/>
+                          <a:stretch>
+                            <a:fillRect/>
+                          </a:stretch>
+                        </pic:blipFill>
+                        <pic:spPr>
+                          <a:xfrm>
+                            <a:off x="0" y="0"/>
+                            <a:ext cx="1097280" cy="617220"/>
+                          </a:xfrm>
+                          <a:prstGeom prst="rect"/>
+                        </pic:spPr>
+                      </pic:pic>
+                    </a:graphicData>
+                  </a:graphic>
+                </wp:inline>
+              </w:drawing>
             </w:r>
           </w:p>
         </w:tc>
@@ -1340,7 +3200,38 @@
           </w:tcPr>
           <w:p>
             <w:r>
-              <w:t>frame_0000.jpg</w:t>
+              <w:drawing>
+                <wp:inline xmlns:a="http://schemas.openxmlformats.org/drawingml/2006/main" xmlns:pic="http://schemas.openxmlformats.org/drawingml/2006/picture">
+                  <wp:extent cx="1280160" cy="720090"/>
+                  <wp:docPr id="61" name="Picture 61"/>
+                  <wp:cNvGraphicFramePr>
+                    <a:graphicFrameLocks noChangeAspect="1"/>
+                  </wp:cNvGraphicFramePr>
+                  <a:graphic>
+                    <a:graphicData uri="http://schemas.openxmlformats.org/drawingml/2006/picture">
+                      <pic:pic>
+                        <pic:nvPicPr>
+                          <pic:cNvPr id="0" name="frame_0000.jpg"/>
+                          <pic:cNvPicPr/>
+                        </pic:nvPicPr>
+                        <pic:blipFill>
+                          <a:blip r:embed="rId9"/>
+                          <a:stretch>
+                            <a:fillRect/>
+                          </a:stretch>
+                        </pic:blipFill>
+                        <pic:spPr>
+                          <a:xfrm>
+                            <a:off x="0" y="0"/>
+                            <a:ext cx="1280160" cy="720090"/>
+                          </a:xfrm>
+                          <a:prstGeom prst="rect"/>
+                        </pic:spPr>
+                      </pic:pic>
+                    </a:graphicData>
+                  </a:graphic>
+                </wp:inline>
+              </w:drawing>
             </w:r>
           </w:p>
         </w:tc>
@@ -1350,7 +3241,38 @@
           </w:tcPr>
           <w:p>
             <w:r>
-              <w:t>frame_0124.jpg</w:t>
+              <w:drawing>
+                <wp:inline xmlns:a="http://schemas.openxmlformats.org/drawingml/2006/main" xmlns:pic="http://schemas.openxmlformats.org/drawingml/2006/picture">
+                  <wp:extent cx="1280160" cy="720090"/>
+                  <wp:docPr id="62" name="Picture 62"/>
+                  <wp:cNvGraphicFramePr>
+                    <a:graphicFrameLocks noChangeAspect="1"/>
+                  </wp:cNvGraphicFramePr>
+                  <a:graphic>
+                    <a:graphicData uri="http://schemas.openxmlformats.org/drawingml/2006/picture">
+                      <pic:pic>
+                        <pic:nvPicPr>
+                          <pic:cNvPr id="0" name="frame_0124.jpg"/>
+                          <pic:cNvPicPr/>
+                        </pic:nvPicPr>
+                        <pic:blipFill>
+                          <a:blip r:embed="rId10"/>
+                          <a:stretch>
+                            <a:fillRect/>
+                          </a:stretch>
+                        </pic:blipFill>
+                        <pic:spPr>
+                          <a:xfrm>
+                            <a:off x="0" y="0"/>
+                            <a:ext cx="1280160" cy="720090"/>
+                          </a:xfrm>
+                          <a:prstGeom prst="rect"/>
+                        </pic:spPr>
+                      </pic:pic>
+                    </a:graphicData>
+                  </a:graphic>
+                </wp:inline>
+              </w:drawing>
             </w:r>
           </w:p>
         </w:tc>
@@ -1360,7 +3282,38 @@
           </w:tcPr>
           <w:p>
             <w:r>
-              <w:t>frame_0248.jpg</w:t>
+              <w:drawing>
+                <wp:inline xmlns:a="http://schemas.openxmlformats.org/drawingml/2006/main" xmlns:pic="http://schemas.openxmlformats.org/drawingml/2006/picture">
+                  <wp:extent cx="1280160" cy="720090"/>
+                  <wp:docPr id="63" name="Picture 63"/>
+                  <wp:cNvGraphicFramePr>
+                    <a:graphicFrameLocks noChangeAspect="1"/>
+                  </wp:cNvGraphicFramePr>
+                  <a:graphic>
+                    <a:graphicData uri="http://schemas.openxmlformats.org/drawingml/2006/picture">
+                      <pic:pic>
+                        <pic:nvPicPr>
+                          <pic:cNvPr id="0" name="frame_0248.jpg"/>
+                          <pic:cNvPicPr/>
+                        </pic:nvPicPr>
+                        <pic:blipFill>
+                          <a:blip r:embed="rId11"/>
+                          <a:stretch>
+                            <a:fillRect/>
+                          </a:stretch>
+                        </pic:blipFill>
+                        <pic:spPr>
+                          <a:xfrm>
+                            <a:off x="0" y="0"/>
+                            <a:ext cx="1280160" cy="720090"/>
+                          </a:xfrm>
+                          <a:prstGeom prst="rect"/>
+                        </pic:spPr>
+                      </pic:pic>
+                    </a:graphicData>
+                  </a:graphic>
+                </wp:inline>
+              </w:drawing>
             </w:r>
           </w:p>
         </w:tc>
@@ -1427,7 +3380,38 @@
           </w:tcPr>
           <w:p>
             <w:r>
-              <w:t>frame_0000.jpg</w:t>
+              <w:drawing>
+                <wp:inline xmlns:a="http://schemas.openxmlformats.org/drawingml/2006/main" xmlns:pic="http://schemas.openxmlformats.org/drawingml/2006/picture">
+                  <wp:extent cx="1280160" cy="720090"/>
+                  <wp:docPr id="64" name="Picture 64"/>
+                  <wp:cNvGraphicFramePr>
+                    <a:graphicFrameLocks noChangeAspect="1"/>
+                  </wp:cNvGraphicFramePr>
+                  <a:graphic>
+                    <a:graphicData uri="http://schemas.openxmlformats.org/drawingml/2006/picture">
+                      <pic:pic>
+                        <pic:nvPicPr>
+                          <pic:cNvPr id="0" name="frame_0000.jpg"/>
+                          <pic:cNvPicPr/>
+                        </pic:nvPicPr>
+                        <pic:blipFill>
+                          <a:blip r:embed="rId9"/>
+                          <a:stretch>
+                            <a:fillRect/>
+                          </a:stretch>
+                        </pic:blipFill>
+                        <pic:spPr>
+                          <a:xfrm>
+                            <a:off x="0" y="0"/>
+                            <a:ext cx="1280160" cy="720090"/>
+                          </a:xfrm>
+                          <a:prstGeom prst="rect"/>
+                        </pic:spPr>
+                      </pic:pic>
+                    </a:graphicData>
+                  </a:graphic>
+                </wp:inline>
+              </w:drawing>
             </w:r>
           </w:p>
         </w:tc>
@@ -1437,7 +3421,38 @@
           </w:tcPr>
           <w:p>
             <w:r>
-              <w:t>frame_0124.jpg</w:t>
+              <w:drawing>
+                <wp:inline xmlns:a="http://schemas.openxmlformats.org/drawingml/2006/main" xmlns:pic="http://schemas.openxmlformats.org/drawingml/2006/picture">
+                  <wp:extent cx="1280160" cy="720090"/>
+                  <wp:docPr id="65" name="Picture 65"/>
+                  <wp:cNvGraphicFramePr>
+                    <a:graphicFrameLocks noChangeAspect="1"/>
+                  </wp:cNvGraphicFramePr>
+                  <a:graphic>
+                    <a:graphicData uri="http://schemas.openxmlformats.org/drawingml/2006/picture">
+                      <pic:pic>
+                        <pic:nvPicPr>
+                          <pic:cNvPr id="0" name="frame_0124.jpg"/>
+                          <pic:cNvPicPr/>
+                        </pic:nvPicPr>
+                        <pic:blipFill>
+                          <a:blip r:embed="rId10"/>
+                          <a:stretch>
+                            <a:fillRect/>
+                          </a:stretch>
+                        </pic:blipFill>
+                        <pic:spPr>
+                          <a:xfrm>
+                            <a:off x="0" y="0"/>
+                            <a:ext cx="1280160" cy="720090"/>
+                          </a:xfrm>
+                          <a:prstGeom prst="rect"/>
+                        </pic:spPr>
+                      </pic:pic>
+                    </a:graphicData>
+                  </a:graphic>
+                </wp:inline>
+              </w:drawing>
             </w:r>
           </w:p>
         </w:tc>
@@ -1447,7 +3462,38 @@
           </w:tcPr>
           <w:p>
             <w:r>
-              <w:t>frame_0248.jpg</w:t>
+              <w:drawing>
+                <wp:inline xmlns:a="http://schemas.openxmlformats.org/drawingml/2006/main" xmlns:pic="http://schemas.openxmlformats.org/drawingml/2006/picture">
+                  <wp:extent cx="1280160" cy="720090"/>
+                  <wp:docPr id="66" name="Picture 66"/>
+                  <wp:cNvGraphicFramePr>
+                    <a:graphicFrameLocks noChangeAspect="1"/>
+                  </wp:cNvGraphicFramePr>
+                  <a:graphic>
+                    <a:graphicData uri="http://schemas.openxmlformats.org/drawingml/2006/picture">
+                      <pic:pic>
+                        <pic:nvPicPr>
+                          <pic:cNvPr id="0" name="frame_0248.jpg"/>
+                          <pic:cNvPicPr/>
+                        </pic:nvPicPr>
+                        <pic:blipFill>
+                          <a:blip r:embed="rId11"/>
+                          <a:stretch>
+                            <a:fillRect/>
+                          </a:stretch>
+                        </pic:blipFill>
+                        <pic:spPr>
+                          <a:xfrm>
+                            <a:off x="0" y="0"/>
+                            <a:ext cx="1280160" cy="720090"/>
+                          </a:xfrm>
+                          <a:prstGeom prst="rect"/>
+                        </pic:spPr>
+                      </pic:pic>
+                    </a:graphicData>
+                  </a:graphic>
+                </wp:inline>
+              </w:drawing>
             </w:r>
           </w:p>
         </w:tc>
@@ -1499,7 +3545,38 @@
           </w:tcPr>
           <w:p>
             <w:r>
-              <w:t>frame_0000.jpg</w:t>
+              <w:drawing>
+                <wp:inline xmlns:a="http://schemas.openxmlformats.org/drawingml/2006/main" xmlns:pic="http://schemas.openxmlformats.org/drawingml/2006/picture">
+                  <wp:extent cx="1280160" cy="720090"/>
+                  <wp:docPr id="67" name="Picture 67"/>
+                  <wp:cNvGraphicFramePr>
+                    <a:graphicFrameLocks noChangeAspect="1"/>
+                  </wp:cNvGraphicFramePr>
+                  <a:graphic>
+                    <a:graphicData uri="http://schemas.openxmlformats.org/drawingml/2006/picture">
+                      <pic:pic>
+                        <pic:nvPicPr>
+                          <pic:cNvPr id="0" name="frame_0000.jpg"/>
+                          <pic:cNvPicPr/>
+                        </pic:nvPicPr>
+                        <pic:blipFill>
+                          <a:blip r:embed="rId9"/>
+                          <a:stretch>
+                            <a:fillRect/>
+                          </a:stretch>
+                        </pic:blipFill>
+                        <pic:spPr>
+                          <a:xfrm>
+                            <a:off x="0" y="0"/>
+                            <a:ext cx="1280160" cy="720090"/>
+                          </a:xfrm>
+                          <a:prstGeom prst="rect"/>
+                        </pic:spPr>
+                      </pic:pic>
+                    </a:graphicData>
+                  </a:graphic>
+                </wp:inline>
+              </w:drawing>
             </w:r>
           </w:p>
         </w:tc>
@@ -1509,7 +3586,38 @@
           </w:tcPr>
           <w:p>
             <w:r>
-              <w:t>frame_0124.jpg</w:t>
+              <w:drawing>
+                <wp:inline xmlns:a="http://schemas.openxmlformats.org/drawingml/2006/main" xmlns:pic="http://schemas.openxmlformats.org/drawingml/2006/picture">
+                  <wp:extent cx="1280160" cy="720090"/>
+                  <wp:docPr id="68" name="Picture 68"/>
+                  <wp:cNvGraphicFramePr>
+                    <a:graphicFrameLocks noChangeAspect="1"/>
+                  </wp:cNvGraphicFramePr>
+                  <a:graphic>
+                    <a:graphicData uri="http://schemas.openxmlformats.org/drawingml/2006/picture">
+                      <pic:pic>
+                        <pic:nvPicPr>
+                          <pic:cNvPr id="0" name="frame_0124.jpg"/>
+                          <pic:cNvPicPr/>
+                        </pic:nvPicPr>
+                        <pic:blipFill>
+                          <a:blip r:embed="rId10"/>
+                          <a:stretch>
+                            <a:fillRect/>
+                          </a:stretch>
+                        </pic:blipFill>
+                        <pic:spPr>
+                          <a:xfrm>
+                            <a:off x="0" y="0"/>
+                            <a:ext cx="1280160" cy="720090"/>
+                          </a:xfrm>
+                          <a:prstGeom prst="rect"/>
+                        </pic:spPr>
+                      </pic:pic>
+                    </a:graphicData>
+                  </a:graphic>
+                </wp:inline>
+              </w:drawing>
             </w:r>
           </w:p>
         </w:tc>
@@ -1519,7 +3627,38 @@
           </w:tcPr>
           <w:p>
             <w:r>
-              <w:t>frame_0248.jpg</w:t>
+              <w:drawing>
+                <wp:inline xmlns:a="http://schemas.openxmlformats.org/drawingml/2006/main" xmlns:pic="http://schemas.openxmlformats.org/drawingml/2006/picture">
+                  <wp:extent cx="1280160" cy="720090"/>
+                  <wp:docPr id="69" name="Picture 69"/>
+                  <wp:cNvGraphicFramePr>
+                    <a:graphicFrameLocks noChangeAspect="1"/>
+                  </wp:cNvGraphicFramePr>
+                  <a:graphic>
+                    <a:graphicData uri="http://schemas.openxmlformats.org/drawingml/2006/picture">
+                      <pic:pic>
+                        <pic:nvPicPr>
+                          <pic:cNvPr id="0" name="frame_0248.jpg"/>
+                          <pic:cNvPicPr/>
+                        </pic:nvPicPr>
+                        <pic:blipFill>
+                          <a:blip r:embed="rId11"/>
+                          <a:stretch>
+                            <a:fillRect/>
+                          </a:stretch>
+                        </pic:blipFill>
+                        <pic:spPr>
+                          <a:xfrm>
+                            <a:off x="0" y="0"/>
+                            <a:ext cx="1280160" cy="720090"/>
+                          </a:xfrm>
+                          <a:prstGeom prst="rect"/>
+                        </pic:spPr>
+                      </pic:pic>
+                    </a:graphicData>
+                  </a:graphic>
+                </wp:inline>
+              </w:drawing>
             </w:r>
           </w:p>
         </w:tc>
@@ -1561,7 +3700,38 @@
           </w:tcPr>
           <w:p>
             <w:r>
-              <w:t>frame_0000.jpg</w:t>
+              <w:drawing>
+                <wp:inline xmlns:a="http://schemas.openxmlformats.org/drawingml/2006/main" xmlns:pic="http://schemas.openxmlformats.org/drawingml/2006/picture">
+                  <wp:extent cx="1280160" cy="720090"/>
+                  <wp:docPr id="70" name="Picture 70"/>
+                  <wp:cNvGraphicFramePr>
+                    <a:graphicFrameLocks noChangeAspect="1"/>
+                  </wp:cNvGraphicFramePr>
+                  <a:graphic>
+                    <a:graphicData uri="http://schemas.openxmlformats.org/drawingml/2006/picture">
+                      <pic:pic>
+                        <pic:nvPicPr>
+                          <pic:cNvPr id="0" name="frame_0000.jpg"/>
+                          <pic:cNvPicPr/>
+                        </pic:nvPicPr>
+                        <pic:blipFill>
+                          <a:blip r:embed="rId9"/>
+                          <a:stretch>
+                            <a:fillRect/>
+                          </a:stretch>
+                        </pic:blipFill>
+                        <pic:spPr>
+                          <a:xfrm>
+                            <a:off x="0" y="0"/>
+                            <a:ext cx="1280160" cy="720090"/>
+                          </a:xfrm>
+                          <a:prstGeom prst="rect"/>
+                        </pic:spPr>
+                      </pic:pic>
+                    </a:graphicData>
+                  </a:graphic>
+                </wp:inline>
+              </w:drawing>
             </w:r>
           </w:p>
         </w:tc>
@@ -1571,7 +3741,38 @@
           </w:tcPr>
           <w:p>
             <w:r>
-              <w:t>frame_0124.jpg</w:t>
+              <w:drawing>
+                <wp:inline xmlns:a="http://schemas.openxmlformats.org/drawingml/2006/main" xmlns:pic="http://schemas.openxmlformats.org/drawingml/2006/picture">
+                  <wp:extent cx="1280160" cy="720090"/>
+                  <wp:docPr id="71" name="Picture 71"/>
+                  <wp:cNvGraphicFramePr>
+                    <a:graphicFrameLocks noChangeAspect="1"/>
+                  </wp:cNvGraphicFramePr>
+                  <a:graphic>
+                    <a:graphicData uri="http://schemas.openxmlformats.org/drawingml/2006/picture">
+                      <pic:pic>
+                        <pic:nvPicPr>
+                          <pic:cNvPr id="0" name="frame_0124.jpg"/>
+                          <pic:cNvPicPr/>
+                        </pic:nvPicPr>
+                        <pic:blipFill>
+                          <a:blip r:embed="rId10"/>
+                          <a:stretch>
+                            <a:fillRect/>
+                          </a:stretch>
+                        </pic:blipFill>
+                        <pic:spPr>
+                          <a:xfrm>
+                            <a:off x="0" y="0"/>
+                            <a:ext cx="1280160" cy="720090"/>
+                          </a:xfrm>
+                          <a:prstGeom prst="rect"/>
+                        </pic:spPr>
+                      </pic:pic>
+                    </a:graphicData>
+                  </a:graphic>
+                </wp:inline>
+              </w:drawing>
             </w:r>
           </w:p>
         </w:tc>
@@ -1581,7 +3782,38 @@
           </w:tcPr>
           <w:p>
             <w:r>
-              <w:t>frame_0248.jpg</w:t>
+              <w:drawing>
+                <wp:inline xmlns:a="http://schemas.openxmlformats.org/drawingml/2006/main" xmlns:pic="http://schemas.openxmlformats.org/drawingml/2006/picture">
+                  <wp:extent cx="1280160" cy="720090"/>
+                  <wp:docPr id="72" name="Picture 72"/>
+                  <wp:cNvGraphicFramePr>
+                    <a:graphicFrameLocks noChangeAspect="1"/>
+                  </wp:cNvGraphicFramePr>
+                  <a:graphic>
+                    <a:graphicData uri="http://schemas.openxmlformats.org/drawingml/2006/picture">
+                      <pic:pic>
+                        <pic:nvPicPr>
+                          <pic:cNvPr id="0" name="frame_0248.jpg"/>
+                          <pic:cNvPicPr/>
+                        </pic:nvPicPr>
+                        <pic:blipFill>
+                          <a:blip r:embed="rId11"/>
+                          <a:stretch>
+                            <a:fillRect/>
+                          </a:stretch>
+                        </pic:blipFill>
+                        <pic:spPr>
+                          <a:xfrm>
+                            <a:off x="0" y="0"/>
+                            <a:ext cx="1280160" cy="720090"/>
+                          </a:xfrm>
+                          <a:prstGeom prst="rect"/>
+                        </pic:spPr>
+                      </pic:pic>
+                    </a:graphicData>
+                  </a:graphic>
+                </wp:inline>
+              </w:drawing>
             </w:r>
           </w:p>
         </w:tc>
@@ -1623,7 +3855,38 @@
           </w:tcPr>
           <w:p>
             <w:r>
-              <w:t>frame_0000.jpg</w:t>
+              <w:drawing>
+                <wp:inline xmlns:a="http://schemas.openxmlformats.org/drawingml/2006/main" xmlns:pic="http://schemas.openxmlformats.org/drawingml/2006/picture">
+                  <wp:extent cx="1280160" cy="720090"/>
+                  <wp:docPr id="73" name="Picture 73"/>
+                  <wp:cNvGraphicFramePr>
+                    <a:graphicFrameLocks noChangeAspect="1"/>
+                  </wp:cNvGraphicFramePr>
+                  <a:graphic>
+                    <a:graphicData uri="http://schemas.openxmlformats.org/drawingml/2006/picture">
+                      <pic:pic>
+                        <pic:nvPicPr>
+                          <pic:cNvPr id="0" name="frame_0000.jpg"/>
+                          <pic:cNvPicPr/>
+                        </pic:nvPicPr>
+                        <pic:blipFill>
+                          <a:blip r:embed="rId9"/>
+                          <a:stretch>
+                            <a:fillRect/>
+                          </a:stretch>
+                        </pic:blipFill>
+                        <pic:spPr>
+                          <a:xfrm>
+                            <a:off x="0" y="0"/>
+                            <a:ext cx="1280160" cy="720090"/>
+                          </a:xfrm>
+                          <a:prstGeom prst="rect"/>
+                        </pic:spPr>
+                      </pic:pic>
+                    </a:graphicData>
+                  </a:graphic>
+                </wp:inline>
+              </w:drawing>
             </w:r>
           </w:p>
         </w:tc>
@@ -1633,7 +3896,38 @@
           </w:tcPr>
           <w:p>
             <w:r>
-              <w:t>frame_0124.jpg</w:t>
+              <w:drawing>
+                <wp:inline xmlns:a="http://schemas.openxmlformats.org/drawingml/2006/main" xmlns:pic="http://schemas.openxmlformats.org/drawingml/2006/picture">
+                  <wp:extent cx="1280160" cy="720090"/>
+                  <wp:docPr id="74" name="Picture 74"/>
+                  <wp:cNvGraphicFramePr>
+                    <a:graphicFrameLocks noChangeAspect="1"/>
+                  </wp:cNvGraphicFramePr>
+                  <a:graphic>
+                    <a:graphicData uri="http://schemas.openxmlformats.org/drawingml/2006/picture">
+                      <pic:pic>
+                        <pic:nvPicPr>
+                          <pic:cNvPr id="0" name="frame_0124.jpg"/>
+                          <pic:cNvPicPr/>
+                        </pic:nvPicPr>
+                        <pic:blipFill>
+                          <a:blip r:embed="rId10"/>
+                          <a:stretch>
+                            <a:fillRect/>
+                          </a:stretch>
+                        </pic:blipFill>
+                        <pic:spPr>
+                          <a:xfrm>
+                            <a:off x="0" y="0"/>
+                            <a:ext cx="1280160" cy="720090"/>
+                          </a:xfrm>
+                          <a:prstGeom prst="rect"/>
+                        </pic:spPr>
+                      </pic:pic>
+                    </a:graphicData>
+                  </a:graphic>
+                </wp:inline>
+              </w:drawing>
             </w:r>
           </w:p>
         </w:tc>
@@ -1643,7 +3937,38 @@
           </w:tcPr>
           <w:p>
             <w:r>
-              <w:t>frame_0248.jpg</w:t>
+              <w:drawing>
+                <wp:inline xmlns:a="http://schemas.openxmlformats.org/drawingml/2006/main" xmlns:pic="http://schemas.openxmlformats.org/drawingml/2006/picture">
+                  <wp:extent cx="1280160" cy="720090"/>
+                  <wp:docPr id="75" name="Picture 75"/>
+                  <wp:cNvGraphicFramePr>
+                    <a:graphicFrameLocks noChangeAspect="1"/>
+                  </wp:cNvGraphicFramePr>
+                  <a:graphic>
+                    <a:graphicData uri="http://schemas.openxmlformats.org/drawingml/2006/picture">
+                      <pic:pic>
+                        <pic:nvPicPr>
+                          <pic:cNvPr id="0" name="frame_0248.jpg"/>
+                          <pic:cNvPicPr/>
+                        </pic:nvPicPr>
+                        <pic:blipFill>
+                          <a:blip r:embed="rId11"/>
+                          <a:stretch>
+                            <a:fillRect/>
+                          </a:stretch>
+                        </pic:blipFill>
+                        <pic:spPr>
+                          <a:xfrm>
+                            <a:off x="0" y="0"/>
+                            <a:ext cx="1280160" cy="720090"/>
+                          </a:xfrm>
+                          <a:prstGeom prst="rect"/>
+                        </pic:spPr>
+                      </pic:pic>
+                    </a:graphicData>
+                  </a:graphic>
+                </wp:inline>
+              </w:drawing>
             </w:r>
           </w:p>
         </w:tc>
